--- a/lessons/2-5/readiness/practice.docx
+++ b/lessons/2-5/readiness/practice.docx
@@ -101,7 +101,1121 @@
     </w:p>
     <w:p>
       <w:pPr>
-        <w:spacing w:after="120" w:before="0"/>
+        <w:spacing w:after="60" w:before="120"/>
+      </w:pPr>
+      <w:r>
+        <w:rPr>
+          <w:b/>
+          <w:bCs/>
+          <w:color w:val="0F2B3C"/>
+          <w:sz w:val="24"/>
+          <w:szCs w:val="24"/>
+        </w:rPr>
+        <w:t xml:space="preserve">Vocabulary Anchor Box</w:t>
+      </w:r>
+    </w:p>
+    <w:tbl>
+      <w:tblPr>
+        <w:tblW w:type="dxa" w:w="9360"/>
+        <w:tblBorders>
+          <w:top w:val="single" w:color="C7D2DD" w:sz="6"/>
+          <w:left w:val="single" w:color="C7D2DD" w:sz="6"/>
+          <w:bottom w:val="single" w:color="C7D2DD" w:sz="6"/>
+          <w:right w:val="single" w:color="C7D2DD" w:sz="6"/>
+          <w:insideH w:val="single" w:color="C7D2DD" w:sz="6"/>
+          <w:insideV w:val="single" w:color="C7D2DD" w:sz="6"/>
+        </w:tblBorders>
+      </w:tblPr>
+      <w:tblGrid>
+        <w:gridCol w:w="1800"/>
+        <w:gridCol w:w="3160"/>
+        <w:gridCol w:w="2200"/>
+        <w:gridCol w:w="2200"/>
+      </w:tblGrid>
+      <w:tr>
+        <w:trPr>
+          <w:cantSplit/>
+          <w:tblHeader/>
+        </w:trPr>
+        <w:tc>
+          <w:tcPr>
+            <w:tcW w:type="dxa" w:w="1800"/>
+            <w:shd w:fill="EEF4F8" w:color="auto" w:val="clear"/>
+            <w:tcMar>
+              <w:top w:type="dxa" w:w="60"/>
+              <w:left w:type="dxa" w:w="100"/>
+              <w:bottom w:type="dxa" w:w="60"/>
+              <w:right w:type="dxa" w:w="100"/>
+            </w:tcMar>
+          </w:tcPr>
+          <w:p>
+            <w:pPr>
+              <w:spacing w:after="0" w:before="0"/>
+            </w:pPr>
+            <w:r>
+              <w:rPr>
+                <w:b/>
+                <w:bCs/>
+                <w:color w:val="0F2B3C"/>
+                <w:sz w:val="18"/>
+                <w:szCs w:val="18"/>
+              </w:rPr>
+              <w:t xml:space="preserve">Concept Term</w:t>
+            </w:r>
+          </w:p>
+        </w:tc>
+        <w:tc>
+          <w:tcPr>
+            <w:tcW w:type="dxa" w:w="3160"/>
+            <w:shd w:fill="EEF4F8" w:color="auto" w:val="clear"/>
+            <w:tcMar>
+              <w:top w:type="dxa" w:w="60"/>
+              <w:left w:type="dxa" w:w="100"/>
+              <w:bottom w:type="dxa" w:w="60"/>
+              <w:right w:type="dxa" w:w="100"/>
+            </w:tcMar>
+          </w:tcPr>
+          <w:p>
+            <w:pPr>
+              <w:spacing w:after="0" w:before="0"/>
+            </w:pPr>
+            <w:r>
+              <w:rPr>
+                <w:b/>
+                <w:bCs/>
+                <w:color w:val="0F2B3C"/>
+                <w:sz w:val="18"/>
+                <w:szCs w:val="18"/>
+              </w:rPr>
+              <w:t xml:space="preserve">Student-Friendly Definition</w:t>
+            </w:r>
+          </w:p>
+        </w:tc>
+        <w:tc>
+          <w:tcPr>
+            <w:tcW w:type="dxa" w:w="2200"/>
+            <w:shd w:fill="EEF4F8" w:color="auto" w:val="clear"/>
+            <w:tcMar>
+              <w:top w:type="dxa" w:w="60"/>
+              <w:left w:type="dxa" w:w="100"/>
+              <w:bottom w:type="dxa" w:w="60"/>
+              <w:right w:type="dxa" w:w="100"/>
+            </w:tcMar>
+          </w:tcPr>
+          <w:p>
+            <w:pPr>
+              <w:spacing w:after="0" w:before="0"/>
+            </w:pPr>
+            <w:r>
+              <w:rPr>
+                <w:b/>
+                <w:bCs/>
+                <w:color w:val="0F2B3C"/>
+                <w:sz w:val="18"/>
+                <w:szCs w:val="18"/>
+              </w:rPr>
+              <w:t xml:space="preserve">Non-Example</w:t>
+            </w:r>
+          </w:p>
+        </w:tc>
+        <w:tc>
+          <w:tcPr>
+            <w:tcW w:type="dxa" w:w="2200"/>
+            <w:shd w:fill="EEF4F8" w:color="auto" w:val="clear"/>
+            <w:tcMar>
+              <w:top w:type="dxa" w:w="60"/>
+              <w:left w:type="dxa" w:w="100"/>
+              <w:bottom w:type="dxa" w:w="60"/>
+              <w:right w:type="dxa" w:w="100"/>
+            </w:tcMar>
+          </w:tcPr>
+          <w:p>
+            <w:pPr>
+              <w:spacing w:after="0" w:before="0"/>
+            </w:pPr>
+            <w:r>
+              <w:rPr>
+                <w:b/>
+                <w:bCs/>
+                <w:color w:val="0F2B3C"/>
+                <w:sz w:val="18"/>
+                <w:szCs w:val="18"/>
+              </w:rPr>
+              <w:t xml:space="preserve">Visual Clue</w:t>
+            </w:r>
+          </w:p>
+        </w:tc>
+      </w:tr>
+      <w:tr>
+        <w:trPr>
+          <w:cantSplit/>
+        </w:trPr>
+        <w:tc>
+          <w:tcPr>
+            <w:tcW w:type="dxa" w:w="1800"/>
+            <w:tcMar>
+              <w:top w:type="dxa" w:w="60"/>
+              <w:left w:type="dxa" w:w="100"/>
+              <w:bottom w:type="dxa" w:w="60"/>
+              <w:right w:type="dxa" w:w="100"/>
+            </w:tcMar>
+            <w:vAlign w:val="top"/>
+          </w:tcPr>
+          <w:p>
+            <w:pPr>
+              <w:spacing w:after="20" w:before="0"/>
+            </w:pPr>
+            <w:r>
+              <w:rPr>
+                <w:b/>
+                <w:bCs/>
+                <w:color w:val="0F2B3C"/>
+                <w:sz w:val="20"/>
+                <w:szCs w:val="20"/>
+              </w:rPr>
+              <w:t xml:space="preserve">Range and Interquartile Range</w:t>
+            </w:r>
+          </w:p>
+          <w:p>
+            <w:pPr>
+              <w:spacing w:after="0" w:before="0"/>
+            </w:pPr>
+            <w:r>
+              <w:rPr>
+                <w:i/>
+                <w:iCs/>
+                <w:color w:val="5E6E7E"/>
+                <w:sz w:val="18"/>
+                <w:szCs w:val="18"/>
+              </w:rPr>
+              <w:t xml:space="preserve">Rango y rango intercuartílico</w:t>
+            </w:r>
+          </w:p>
+        </w:tc>
+        <w:tc>
+          <w:tcPr>
+            <w:tcW w:type="dxa" w:w="3160"/>
+            <w:tcMar>
+              <w:top w:type="dxa" w:w="60"/>
+              <w:left w:type="dxa" w:w="100"/>
+              <w:bottom w:type="dxa" w:w="60"/>
+              <w:right w:type="dxa" w:w="100"/>
+            </w:tcMar>
+            <w:vAlign w:val="top"/>
+          </w:tcPr>
+          <w:p>
+            <w:pPr>
+              <w:spacing w:after="0" w:before="0"/>
+            </w:pPr>
+            <w:r>
+              <w:rPr>
+                <w:sz w:val="19"/>
+                <w:szCs w:val="19"/>
+              </w:rPr>
+              <w:t xml:space="preserve">Two numbers that describe spread: the range covers all the data, and the interquartile range covers only the middle half.</w:t>
+            </w:r>
+          </w:p>
+        </w:tc>
+        <w:tc>
+          <w:tcPr>
+            <w:tcW w:type="dxa" w:w="2200"/>
+            <w:tcMar>
+              <w:top w:type="dxa" w:w="60"/>
+              <w:left w:type="dxa" w:w="100"/>
+              <w:bottom w:type="dxa" w:w="60"/>
+              <w:right w:type="dxa" w:w="100"/>
+            </w:tcMar>
+            <w:vAlign w:val="top"/>
+          </w:tcPr>
+          <w:p>
+            <w:pPr>
+              <w:spacing w:after="30" w:before="0"/>
+            </w:pPr>
+            <w:r>
+              <w:rPr>
+                <w:i/>
+                <w:iCs/>
+                <w:color w:val="5E6E7E"/>
+                <w:sz w:val="18"/>
+                <w:szCs w:val="18"/>
+              </w:rPr>
+              <w:t xml:space="preserve">Not Range and Interquartile Range: write a counter-example that does not fit the rule.</w:t>
+            </w:r>
+          </w:p>
+          <w:p>
+            <w:pPr>
+              <w:spacing w:after="50" w:before="0"/>
+            </w:pPr>
+            <w:r>
+              <w:rPr>
+                <w:color w:val="BBBBBB"/>
+                <w:sz w:val="18"/>
+                <w:szCs w:val="18"/>
+              </w:rPr>
+              <w:t xml:space="preserve">____________________________</w:t>
+            </w:r>
+          </w:p>
+        </w:tc>
+        <w:tc>
+          <w:tcPr>
+            <w:tcW w:type="dxa" w:w="2200"/>
+            <w:tcMar>
+              <w:top w:type="dxa" w:w="60"/>
+              <w:left w:type="dxa" w:w="100"/>
+              <w:bottom w:type="dxa" w:w="60"/>
+              <w:right w:type="dxa" w:w="100"/>
+            </w:tcMar>
+            <w:vAlign w:val="top"/>
+          </w:tcPr>
+          <w:p>
+            <w:pPr>
+              <w:spacing w:after="0" w:before="0"/>
+            </w:pPr>
+            <w:r>
+              <w:rPr>
+                <w:i/>
+                <w:iCs/>
+                <w:color w:val="5E6E7E"/>
+                <w:sz w:val="18"/>
+                <w:szCs w:val="18"/>
+              </w:rPr>
+              <w:t xml:space="preserve">Range 26 covers 68 to 94; IQR 12.5 covers only 75.5 to 88</w:t>
+            </w:r>
+          </w:p>
+        </w:tc>
+      </w:tr>
+      <w:tr>
+        <w:trPr>
+          <w:cantSplit/>
+        </w:trPr>
+        <w:tc>
+          <w:tcPr>
+            <w:tcW w:type="dxa" w:w="1800"/>
+            <w:tcMar>
+              <w:top w:type="dxa" w:w="60"/>
+              <w:left w:type="dxa" w:w="100"/>
+              <w:bottom w:type="dxa" w:w="60"/>
+              <w:right w:type="dxa" w:w="100"/>
+            </w:tcMar>
+            <w:vAlign w:val="top"/>
+          </w:tcPr>
+          <w:p>
+            <w:pPr>
+              <w:spacing w:after="20" w:before="0"/>
+            </w:pPr>
+            <w:r>
+              <w:rPr>
+                <w:b/>
+                <w:bCs/>
+                <w:color w:val="0F2B3C"/>
+                <w:sz w:val="20"/>
+                <w:szCs w:val="20"/>
+              </w:rPr>
+              <w:t xml:space="preserve">Range</w:t>
+            </w:r>
+          </w:p>
+          <w:p>
+            <w:pPr>
+              <w:spacing w:after="0" w:before="0"/>
+            </w:pPr>
+            <w:r>
+              <w:rPr>
+                <w:i/>
+                <w:iCs/>
+                <w:color w:val="5E6E7E"/>
+                <w:sz w:val="18"/>
+                <w:szCs w:val="18"/>
+              </w:rPr>
+              <w:t xml:space="preserve">Rango</w:t>
+            </w:r>
+          </w:p>
+        </w:tc>
+        <w:tc>
+          <w:tcPr>
+            <w:tcW w:type="dxa" w:w="3160"/>
+            <w:tcMar>
+              <w:top w:type="dxa" w:w="60"/>
+              <w:left w:type="dxa" w:w="100"/>
+              <w:bottom w:type="dxa" w:w="60"/>
+              <w:right w:type="dxa" w:w="100"/>
+            </w:tcMar>
+            <w:vAlign w:val="top"/>
+          </w:tcPr>
+          <w:p>
+            <w:pPr>
+              <w:spacing w:after="0" w:before="0"/>
+            </w:pPr>
+            <w:r>
+              <w:rPr>
+                <w:sz w:val="19"/>
+                <w:szCs w:val="19"/>
+              </w:rPr>
+              <w:t xml:space="preserve">The distance from the least value to the greatest value, found by subtracting: greatest − least.</w:t>
+            </w:r>
+          </w:p>
+        </w:tc>
+        <w:tc>
+          <w:tcPr>
+            <w:tcW w:type="dxa" w:w="2200"/>
+            <w:tcMar>
+              <w:top w:type="dxa" w:w="60"/>
+              <w:left w:type="dxa" w:w="100"/>
+              <w:bottom w:type="dxa" w:w="60"/>
+              <w:right w:type="dxa" w:w="100"/>
+            </w:tcMar>
+            <w:vAlign w:val="top"/>
+          </w:tcPr>
+          <w:p>
+            <w:pPr>
+              <w:spacing w:after="30" w:before="0"/>
+            </w:pPr>
+            <w:r>
+              <w:rPr>
+                <w:i/>
+                <w:iCs/>
+                <w:color w:val="5E6E7E"/>
+                <w:sz w:val="18"/>
+                <w:szCs w:val="18"/>
+              </w:rPr>
+              <w:t xml:space="preserve">Not Range: write a counter-example that does not fit the rule.</w:t>
+            </w:r>
+          </w:p>
+          <w:p>
+            <w:pPr>
+              <w:spacing w:after="50" w:before="0"/>
+            </w:pPr>
+            <w:r>
+              <w:rPr>
+                <w:color w:val="BBBBBB"/>
+                <w:sz w:val="18"/>
+                <w:szCs w:val="18"/>
+              </w:rPr>
+              <w:t xml:space="preserve">____________________________</w:t>
+            </w:r>
+          </w:p>
+        </w:tc>
+        <w:tc>
+          <w:tcPr>
+            <w:tcW w:type="dxa" w:w="2200"/>
+            <w:tcMar>
+              <w:top w:type="dxa" w:w="60"/>
+              <w:left w:type="dxa" w:w="100"/>
+              <w:bottom w:type="dxa" w:w="60"/>
+              <w:right w:type="dxa" w:w="100"/>
+            </w:tcMar>
+            <w:vAlign w:val="top"/>
+          </w:tcPr>
+          <w:p>
+            <w:pPr>
+              <w:spacing w:after="0" w:before="0"/>
+            </w:pPr>
+            <w:r>
+              <w:rPr>
+                <w:i/>
+                <w:iCs/>
+                <w:color w:val="5E6E7E"/>
+                <w:sz w:val="18"/>
+                <w:szCs w:val="18"/>
+              </w:rPr>
+              <w:t xml:space="preserve">94 − 68 = 26</w:t>
+            </w:r>
+          </w:p>
+        </w:tc>
+      </w:tr>
+      <w:tr>
+        <w:trPr>
+          <w:cantSplit/>
+        </w:trPr>
+        <w:tc>
+          <w:tcPr>
+            <w:tcW w:type="dxa" w:w="1800"/>
+            <w:tcMar>
+              <w:top w:type="dxa" w:w="60"/>
+              <w:left w:type="dxa" w:w="100"/>
+              <w:bottom w:type="dxa" w:w="60"/>
+              <w:right w:type="dxa" w:w="100"/>
+            </w:tcMar>
+            <w:vAlign w:val="top"/>
+          </w:tcPr>
+          <w:p>
+            <w:pPr>
+              <w:spacing w:after="20" w:before="0"/>
+            </w:pPr>
+            <w:r>
+              <w:rPr>
+                <w:b/>
+                <w:bCs/>
+                <w:color w:val="0F2B3C"/>
+                <w:sz w:val="20"/>
+                <w:szCs w:val="20"/>
+              </w:rPr>
+              <w:t xml:space="preserve">Quartile</w:t>
+            </w:r>
+          </w:p>
+          <w:p>
+            <w:pPr>
+              <w:spacing w:after="0" w:before="0"/>
+            </w:pPr>
+            <w:r>
+              <w:rPr>
+                <w:i/>
+                <w:iCs/>
+                <w:color w:val="5E6E7E"/>
+                <w:sz w:val="18"/>
+                <w:szCs w:val="18"/>
+              </w:rPr>
+              <w:t xml:space="preserve">Cuartil</w:t>
+            </w:r>
+          </w:p>
+        </w:tc>
+        <w:tc>
+          <w:tcPr>
+            <w:tcW w:type="dxa" w:w="3160"/>
+            <w:tcMar>
+              <w:top w:type="dxa" w:w="60"/>
+              <w:left w:type="dxa" w:w="100"/>
+              <w:bottom w:type="dxa" w:w="60"/>
+              <w:right w:type="dxa" w:w="100"/>
+            </w:tcMar>
+            <w:vAlign w:val="top"/>
+          </w:tcPr>
+          <w:p>
+            <w:pPr>
+              <w:spacing w:after="0" w:before="0"/>
+            </w:pPr>
+            <w:r>
+              <w:rPr>
+                <w:sz w:val="19"/>
+                <w:szCs w:val="19"/>
+              </w:rPr>
+              <w:t xml:space="preserve">One of the three values that cut an ordered data set into four equal-sized groups.</w:t>
+            </w:r>
+          </w:p>
+        </w:tc>
+        <w:tc>
+          <w:tcPr>
+            <w:tcW w:type="dxa" w:w="2200"/>
+            <w:tcMar>
+              <w:top w:type="dxa" w:w="60"/>
+              <w:left w:type="dxa" w:w="100"/>
+              <w:bottom w:type="dxa" w:w="60"/>
+              <w:right w:type="dxa" w:w="100"/>
+            </w:tcMar>
+            <w:vAlign w:val="top"/>
+          </w:tcPr>
+          <w:p>
+            <w:pPr>
+              <w:spacing w:after="30" w:before="0"/>
+            </w:pPr>
+            <w:r>
+              <w:rPr>
+                <w:i/>
+                <w:iCs/>
+                <w:color w:val="5E6E7E"/>
+                <w:sz w:val="18"/>
+                <w:szCs w:val="18"/>
+              </w:rPr>
+              <w:t xml:space="preserve">Not Quartile: write a counter-example that does not fit the rule.</w:t>
+            </w:r>
+          </w:p>
+          <w:p>
+            <w:pPr>
+              <w:spacing w:after="50" w:before="0"/>
+            </w:pPr>
+            <w:r>
+              <w:rPr>
+                <w:color w:val="BBBBBB"/>
+                <w:sz w:val="18"/>
+                <w:szCs w:val="18"/>
+              </w:rPr>
+              <w:t xml:space="preserve">____________________________</w:t>
+            </w:r>
+          </w:p>
+        </w:tc>
+        <w:tc>
+          <w:tcPr>
+            <w:tcW w:type="dxa" w:w="2200"/>
+            <w:tcMar>
+              <w:top w:type="dxa" w:w="60"/>
+              <w:left w:type="dxa" w:w="100"/>
+              <w:bottom w:type="dxa" w:w="60"/>
+              <w:right w:type="dxa" w:w="100"/>
+            </w:tcMar>
+            <w:vAlign w:val="top"/>
+          </w:tcPr>
+          <w:p>
+            <w:pPr>
+              <w:spacing w:after="0" w:before="0"/>
+            </w:pPr>
+            <w:r>
+              <w:rPr>
+                <w:i/>
+                <w:iCs/>
+                <w:color w:val="5E6E7E"/>
+                <w:sz w:val="18"/>
+                <w:szCs w:val="18"/>
+              </w:rPr>
+              <w:t xml:space="preserve">Q1 = 75.5, median = 83.5, Q3 = 88</w:t>
+            </w:r>
+          </w:p>
+        </w:tc>
+      </w:tr>
+      <w:tr>
+        <w:trPr>
+          <w:cantSplit/>
+        </w:trPr>
+        <w:tc>
+          <w:tcPr>
+            <w:tcW w:type="dxa" w:w="1800"/>
+            <w:tcMar>
+              <w:top w:type="dxa" w:w="60"/>
+              <w:left w:type="dxa" w:w="100"/>
+              <w:bottom w:type="dxa" w:w="60"/>
+              <w:right w:type="dxa" w:w="100"/>
+            </w:tcMar>
+            <w:vAlign w:val="top"/>
+          </w:tcPr>
+          <w:p>
+            <w:pPr>
+              <w:spacing w:after="20" w:before="0"/>
+            </w:pPr>
+            <w:r>
+              <w:rPr>
+                <w:b/>
+                <w:bCs/>
+                <w:color w:val="0F2B3C"/>
+                <w:sz w:val="20"/>
+                <w:szCs w:val="20"/>
+              </w:rPr>
+              <w:t xml:space="preserve">Interquartile range</w:t>
+            </w:r>
+          </w:p>
+          <w:p>
+            <w:pPr>
+              <w:spacing w:after="0" w:before="0"/>
+            </w:pPr>
+            <w:r>
+              <w:rPr>
+                <w:i/>
+                <w:iCs/>
+                <w:color w:val="5E6E7E"/>
+                <w:sz w:val="18"/>
+                <w:szCs w:val="18"/>
+              </w:rPr>
+              <w:t xml:space="preserve">Rango intercuartílico</w:t>
+            </w:r>
+          </w:p>
+        </w:tc>
+        <w:tc>
+          <w:tcPr>
+            <w:tcW w:type="dxa" w:w="3160"/>
+            <w:tcMar>
+              <w:top w:type="dxa" w:w="60"/>
+              <w:left w:type="dxa" w:w="100"/>
+              <w:bottom w:type="dxa" w:w="60"/>
+              <w:right w:type="dxa" w:w="100"/>
+            </w:tcMar>
+            <w:vAlign w:val="top"/>
+          </w:tcPr>
+          <w:p>
+            <w:pPr>
+              <w:spacing w:after="0" w:before="0"/>
+            </w:pPr>
+            <w:r>
+              <w:rPr>
+                <w:sz w:val="19"/>
+                <w:szCs w:val="19"/>
+              </w:rPr>
+              <w:t xml:space="preserve">The distance across the middle half of the data, found by subtracting the first quartile from the third: Q3 − Q1.</w:t>
+            </w:r>
+          </w:p>
+        </w:tc>
+        <w:tc>
+          <w:tcPr>
+            <w:tcW w:type="dxa" w:w="2200"/>
+            <w:tcMar>
+              <w:top w:type="dxa" w:w="60"/>
+              <w:left w:type="dxa" w:w="100"/>
+              <w:bottom w:type="dxa" w:w="60"/>
+              <w:right w:type="dxa" w:w="100"/>
+            </w:tcMar>
+            <w:vAlign w:val="top"/>
+          </w:tcPr>
+          <w:p>
+            <w:pPr>
+              <w:spacing w:after="30" w:before="0"/>
+            </w:pPr>
+            <w:r>
+              <w:rPr>
+                <w:i/>
+                <w:iCs/>
+                <w:color w:val="5E6E7E"/>
+                <w:sz w:val="18"/>
+                <w:szCs w:val="18"/>
+              </w:rPr>
+              <w:t xml:space="preserve">Not Interquartile range: write a counter-example that does not fit the rule.</w:t>
+            </w:r>
+          </w:p>
+          <w:p>
+            <w:pPr>
+              <w:spacing w:after="50" w:before="0"/>
+            </w:pPr>
+            <w:r>
+              <w:rPr>
+                <w:color w:val="BBBBBB"/>
+                <w:sz w:val="18"/>
+                <w:szCs w:val="18"/>
+              </w:rPr>
+              <w:t xml:space="preserve">____________________________</w:t>
+            </w:r>
+          </w:p>
+        </w:tc>
+        <w:tc>
+          <w:tcPr>
+            <w:tcW w:type="dxa" w:w="2200"/>
+            <w:tcMar>
+              <w:top w:type="dxa" w:w="60"/>
+              <w:left w:type="dxa" w:w="100"/>
+              <w:bottom w:type="dxa" w:w="60"/>
+              <w:right w:type="dxa" w:w="100"/>
+            </w:tcMar>
+            <w:vAlign w:val="top"/>
+          </w:tcPr>
+          <w:p>
+            <w:pPr>
+              <w:spacing w:after="0" w:before="0"/>
+            </w:pPr>
+            <w:r>
+              <w:rPr>
+                <w:i/>
+                <w:iCs/>
+                <w:color w:val="5E6E7E"/>
+                <w:sz w:val="18"/>
+                <w:szCs w:val="18"/>
+              </w:rPr>
+              <w:t xml:space="preserve">88 − 75.5 = 12.5 — the width of the box on a box plot</w:t>
+            </w:r>
+          </w:p>
+        </w:tc>
+      </w:tr>
+      <w:tr>
+        <w:trPr>
+          <w:cantSplit/>
+        </w:trPr>
+        <w:tc>
+          <w:tcPr>
+            <w:tcW w:type="dxa" w:w="1800"/>
+            <w:tcMar>
+              <w:top w:type="dxa" w:w="60"/>
+              <w:left w:type="dxa" w:w="100"/>
+              <w:bottom w:type="dxa" w:w="60"/>
+              <w:right w:type="dxa" w:w="100"/>
+            </w:tcMar>
+            <w:vAlign w:val="top"/>
+          </w:tcPr>
+          <w:p>
+            <w:pPr>
+              <w:spacing w:after="20" w:before="0"/>
+            </w:pPr>
+            <w:r>
+              <w:rPr>
+                <w:b/>
+                <w:bCs/>
+                <w:color w:val="0F2B3C"/>
+                <w:sz w:val="20"/>
+                <w:szCs w:val="20"/>
+              </w:rPr>
+              <w:t xml:space="preserve">Variability</w:t>
+            </w:r>
+          </w:p>
+          <w:p>
+            <w:pPr>
+              <w:spacing w:after="0" w:before="0"/>
+            </w:pPr>
+            <w:r>
+              <w:rPr>
+                <w:i/>
+                <w:iCs/>
+                <w:color w:val="5E6E7E"/>
+                <w:sz w:val="18"/>
+                <w:szCs w:val="18"/>
+              </w:rPr>
+              <w:t xml:space="preserve">Variabilidad</w:t>
+            </w:r>
+          </w:p>
+        </w:tc>
+        <w:tc>
+          <w:tcPr>
+            <w:tcW w:type="dxa" w:w="3160"/>
+            <w:tcMar>
+              <w:top w:type="dxa" w:w="60"/>
+              <w:left w:type="dxa" w:w="100"/>
+              <w:bottom w:type="dxa" w:w="60"/>
+              <w:right w:type="dxa" w:w="100"/>
+            </w:tcMar>
+            <w:vAlign w:val="top"/>
+          </w:tcPr>
+          <w:p>
+            <w:pPr>
+              <w:spacing w:after="0" w:before="0"/>
+            </w:pPr>
+            <w:r>
+              <w:rPr>
+                <w:sz w:val="19"/>
+                <w:szCs w:val="19"/>
+              </w:rPr>
+              <w:t xml:space="preserve">How much the values in a data set differ from one another — whether they sit close together or far apart.</w:t>
+            </w:r>
+          </w:p>
+        </w:tc>
+        <w:tc>
+          <w:tcPr>
+            <w:tcW w:type="dxa" w:w="2200"/>
+            <w:tcMar>
+              <w:top w:type="dxa" w:w="60"/>
+              <w:left w:type="dxa" w:w="100"/>
+              <w:bottom w:type="dxa" w:w="60"/>
+              <w:right w:type="dxa" w:w="100"/>
+            </w:tcMar>
+            <w:vAlign w:val="top"/>
+          </w:tcPr>
+          <w:p>
+            <w:pPr>
+              <w:spacing w:after="30" w:before="0"/>
+            </w:pPr>
+            <w:r>
+              <w:rPr>
+                <w:i/>
+                <w:iCs/>
+                <w:color w:val="5E6E7E"/>
+                <w:sz w:val="18"/>
+                <w:szCs w:val="18"/>
+              </w:rPr>
+              <w:t xml:space="preserve">Not Variability: write a counter-example that does not fit the rule.</w:t>
+            </w:r>
+          </w:p>
+          <w:p>
+            <w:pPr>
+              <w:spacing w:after="50" w:before="0"/>
+            </w:pPr>
+            <w:r>
+              <w:rPr>
+                <w:color w:val="BBBBBB"/>
+                <w:sz w:val="18"/>
+                <w:szCs w:val="18"/>
+              </w:rPr>
+              <w:t xml:space="preserve">____________________________</w:t>
+            </w:r>
+          </w:p>
+        </w:tc>
+        <w:tc>
+          <w:tcPr>
+            <w:tcW w:type="dxa" w:w="2200"/>
+            <w:tcMar>
+              <w:top w:type="dxa" w:w="60"/>
+              <w:left w:type="dxa" w:w="100"/>
+              <w:bottom w:type="dxa" w:w="60"/>
+              <w:right w:type="dxa" w:w="100"/>
+            </w:tcMar>
+            <w:vAlign w:val="top"/>
+          </w:tcPr>
+          <w:p>
+            <w:pPr>
+              <w:spacing w:after="0" w:before="0"/>
+            </w:pPr>
+            <w:r>
+              <w:rPr>
+                <w:i/>
+                <w:iCs/>
+                <w:color w:val="5E6E7E"/>
+                <w:sz w:val="18"/>
+                <w:szCs w:val="18"/>
+              </w:rPr>
+              <w:t xml:space="preserve">Close together = low variability; spread apart = high variability</w:t>
+            </w:r>
+          </w:p>
+        </w:tc>
+      </w:tr>
+      <w:tr>
+        <w:trPr>
+          <w:cantSplit/>
+        </w:trPr>
+        <w:tc>
+          <w:tcPr>
+            <w:tcW w:type="dxa" w:w="1800"/>
+            <w:tcMar>
+              <w:top w:type="dxa" w:w="60"/>
+              <w:left w:type="dxa" w:w="100"/>
+              <w:bottom w:type="dxa" w:w="60"/>
+              <w:right w:type="dxa" w:w="100"/>
+            </w:tcMar>
+            <w:vAlign w:val="top"/>
+          </w:tcPr>
+          <w:p>
+            <w:pPr>
+              <w:spacing w:after="20" w:before="0"/>
+            </w:pPr>
+            <w:r>
+              <w:rPr>
+                <w:b/>
+                <w:bCs/>
+                <w:color w:val="0F2B3C"/>
+                <w:sz w:val="20"/>
+                <w:szCs w:val="20"/>
+              </w:rPr>
+              <w:t xml:space="preserve">Measure of variation</w:t>
+            </w:r>
+          </w:p>
+          <w:p>
+            <w:pPr>
+              <w:spacing w:after="0" w:before="0"/>
+            </w:pPr>
+            <w:r>
+              <w:rPr>
+                <w:i/>
+                <w:iCs/>
+                <w:color w:val="5E6E7E"/>
+                <w:sz w:val="18"/>
+                <w:szCs w:val="18"/>
+              </w:rPr>
+              <w:t xml:space="preserve">Medida de variación</w:t>
+            </w:r>
+          </w:p>
+        </w:tc>
+        <w:tc>
+          <w:tcPr>
+            <w:tcW w:type="dxa" w:w="3160"/>
+            <w:tcMar>
+              <w:top w:type="dxa" w:w="60"/>
+              <w:left w:type="dxa" w:w="100"/>
+              <w:bottom w:type="dxa" w:w="60"/>
+              <w:right w:type="dxa" w:w="100"/>
+            </w:tcMar>
+            <w:vAlign w:val="top"/>
+          </w:tcPr>
+          <w:p>
+            <w:pPr>
+              <w:spacing w:after="0" w:before="0"/>
+            </w:pPr>
+            <w:r>
+              <w:rPr>
+                <w:sz w:val="19"/>
+                <w:szCs w:val="19"/>
+              </w:rPr>
+              <w:t xml:space="preserve">A single number that describes the spread of a whole data set. The range and the IQR are both measures of variation.</w:t>
+            </w:r>
+          </w:p>
+        </w:tc>
+        <w:tc>
+          <w:tcPr>
+            <w:tcW w:type="dxa" w:w="2200"/>
+            <w:tcMar>
+              <w:top w:type="dxa" w:w="60"/>
+              <w:left w:type="dxa" w:w="100"/>
+              <w:bottom w:type="dxa" w:w="60"/>
+              <w:right w:type="dxa" w:w="100"/>
+            </w:tcMar>
+            <w:vAlign w:val="top"/>
+          </w:tcPr>
+          <w:p>
+            <w:pPr>
+              <w:spacing w:after="30" w:before="0"/>
+            </w:pPr>
+            <w:r>
+              <w:rPr>
+                <w:i/>
+                <w:iCs/>
+                <w:color w:val="5E6E7E"/>
+                <w:sz w:val="18"/>
+                <w:szCs w:val="18"/>
+              </w:rPr>
+              <w:t xml:space="preserve">Not Measure of variation: write a counter-example that does not fit the rule.</w:t>
+            </w:r>
+          </w:p>
+          <w:p>
+            <w:pPr>
+              <w:spacing w:after="50" w:before="0"/>
+            </w:pPr>
+            <w:r>
+              <w:rPr>
+                <w:color w:val="BBBBBB"/>
+                <w:sz w:val="18"/>
+                <w:szCs w:val="18"/>
+              </w:rPr>
+              <w:t xml:space="preserve">____________________________</w:t>
+            </w:r>
+          </w:p>
+        </w:tc>
+        <w:tc>
+          <w:tcPr>
+            <w:tcW w:type="dxa" w:w="2200"/>
+            <w:tcMar>
+              <w:top w:type="dxa" w:w="60"/>
+              <w:left w:type="dxa" w:w="100"/>
+              <w:bottom w:type="dxa" w:w="60"/>
+              <w:right w:type="dxa" w:w="100"/>
+            </w:tcMar>
+            <w:vAlign w:val="top"/>
+          </w:tcPr>
+          <w:p>
+            <w:pPr>
+              <w:spacing w:after="0" w:before="0"/>
+            </w:pPr>
+            <w:r>
+              <w:rPr>
+                <w:i/>
+                <w:iCs/>
+                <w:color w:val="5E6E7E"/>
+                <w:sz w:val="18"/>
+                <w:szCs w:val="18"/>
+              </w:rPr>
+              <w:t xml:space="preserve">One number stands in for the spread of all 20 scores</w:t>
+            </w:r>
+          </w:p>
+        </w:tc>
+      </w:tr>
+      <w:tr>
+        <w:trPr>
+          <w:cantSplit/>
+        </w:trPr>
+        <w:tc>
+          <w:tcPr>
+            <w:tcW w:type="dxa" w:w="1800"/>
+            <w:tcMar>
+              <w:top w:type="dxa" w:w="60"/>
+              <w:left w:type="dxa" w:w="100"/>
+              <w:bottom w:type="dxa" w:w="60"/>
+              <w:right w:type="dxa" w:w="100"/>
+            </w:tcMar>
+            <w:vAlign w:val="top"/>
+          </w:tcPr>
+          <w:p>
+            <w:pPr>
+              <w:spacing w:after="20" w:before="0"/>
+            </w:pPr>
+            <w:r>
+              <w:rPr>
+                <w:b/>
+                <w:bCs/>
+                <w:color w:val="0F2B3C"/>
+                <w:sz w:val="20"/>
+                <w:szCs w:val="20"/>
+              </w:rPr>
+              <w:t xml:space="preserve">Extreme value</w:t>
+            </w:r>
+          </w:p>
+          <w:p>
+            <w:pPr>
+              <w:spacing w:after="0" w:before="0"/>
+            </w:pPr>
+            <w:r>
+              <w:rPr>
+                <w:i/>
+                <w:iCs/>
+                <w:color w:val="5E6E7E"/>
+                <w:sz w:val="18"/>
+                <w:szCs w:val="18"/>
+              </w:rPr>
+              <w:t xml:space="preserve">Valor extremo</w:t>
+            </w:r>
+          </w:p>
+        </w:tc>
+        <w:tc>
+          <w:tcPr>
+            <w:tcW w:type="dxa" w:w="3160"/>
+            <w:tcMar>
+              <w:top w:type="dxa" w:w="60"/>
+              <w:left w:type="dxa" w:w="100"/>
+              <w:bottom w:type="dxa" w:w="60"/>
+              <w:right w:type="dxa" w:w="100"/>
+            </w:tcMar>
+            <w:vAlign w:val="top"/>
+          </w:tcPr>
+          <w:p>
+            <w:pPr>
+              <w:spacing w:after="0" w:before="0"/>
+            </w:pPr>
+            <w:r>
+              <w:rPr>
+                <w:sz w:val="19"/>
+                <w:szCs w:val="19"/>
+              </w:rPr>
+              <w:t xml:space="preserve">The least or greatest value in a data set, far from the rest.</w:t>
+            </w:r>
+          </w:p>
+        </w:tc>
+        <w:tc>
+          <w:tcPr>
+            <w:tcW w:type="dxa" w:w="2200"/>
+            <w:tcMar>
+              <w:top w:type="dxa" w:w="60"/>
+              <w:left w:type="dxa" w:w="100"/>
+              <w:bottom w:type="dxa" w:w="60"/>
+              <w:right w:type="dxa" w:w="100"/>
+            </w:tcMar>
+            <w:vAlign w:val="top"/>
+          </w:tcPr>
+          <w:p>
+            <w:pPr>
+              <w:spacing w:after="30" w:before="0"/>
+            </w:pPr>
+            <w:r>
+              <w:rPr>
+                <w:i/>
+                <w:iCs/>
+                <w:color w:val="5E6E7E"/>
+                <w:sz w:val="18"/>
+                <w:szCs w:val="18"/>
+              </w:rPr>
+              <w:t xml:space="preserve">Not Extreme value: write a counter-example that does not fit the rule.</w:t>
+            </w:r>
+          </w:p>
+          <w:p>
+            <w:pPr>
+              <w:spacing w:after="50" w:before="0"/>
+            </w:pPr>
+            <w:r>
+              <w:rPr>
+                <w:color w:val="BBBBBB"/>
+                <w:sz w:val="18"/>
+                <w:szCs w:val="18"/>
+              </w:rPr>
+              <w:t xml:space="preserve">____________________________</w:t>
+            </w:r>
+          </w:p>
+        </w:tc>
+        <w:tc>
+          <w:tcPr>
+            <w:tcW w:type="dxa" w:w="2200"/>
+            <w:tcMar>
+              <w:top w:type="dxa" w:w="60"/>
+              <w:left w:type="dxa" w:w="100"/>
+              <w:bottom w:type="dxa" w:w="60"/>
+              <w:right w:type="dxa" w:w="100"/>
+            </w:tcMar>
+            <w:vAlign w:val="top"/>
+          </w:tcPr>
+          <w:p>
+            <w:pPr>
+              <w:spacing w:after="0" w:before="0"/>
+            </w:pPr>
+            <w:r>
+              <w:rPr>
+                <w:i/>
+                <w:iCs/>
+                <w:color w:val="5E6E7E"/>
+                <w:sz w:val="18"/>
+                <w:szCs w:val="18"/>
+              </w:rPr>
+              <w:t xml:space="preserve">An extreme value stretches the range.</w:t>
+            </w:r>
+          </w:p>
+        </w:tc>
+      </w:tr>
+    </w:tbl>
+    <w:p>
+      <w:pPr>
+        <w:spacing w:after="120" w:before="140"/>
       </w:pPr>
       <w:r>
         <w:rPr>
@@ -157,169 +1271,1301 @@
         <w:t xml:space="preserve">Ordena y resta, un paso a la vez.</w:t>
       </w:r>
     </w:p>
-    <w:p>
-      <w:pPr>
-        <w:spacing w:after="40" w:before="0"/>
-      </w:pPr>
-      <w:r>
-        <w:rPr>
-          <w:sz w:val="22"/>
-          <w:szCs w:val="22"/>
-        </w:rPr>
-        <w:t xml:space="preserve">1.  Which number is the least in 12, 4, 19, 7, 15?</w:t>
-      </w:r>
-    </w:p>
+    <w:tbl>
+      <w:tblPr>
+        <w:tblW w:type="dxa" w:w="9360"/>
+        <w:tblBorders>
+          <w:top w:val="single" w:color="C7D2DD" w:sz="6"/>
+          <w:left w:val="single" w:color="C7D2DD" w:sz="6"/>
+          <w:bottom w:val="single" w:color="C7D2DD" w:sz="6"/>
+          <w:right w:val="single" w:color="C7D2DD" w:sz="6"/>
+          <w:insideH w:val="single" w:color="C7D2DD" w:sz="6"/>
+          <w:insideV w:val="single" w:color="C7D2DD" w:sz="6"/>
+        </w:tblBorders>
+      </w:tblPr>
+      <w:tblGrid>
+        <w:gridCol w:w="2800"/>
+        <w:gridCol w:w="3560"/>
+        <w:gridCol w:w="3000"/>
+      </w:tblGrid>
+      <w:tr>
+        <w:trPr>
+          <w:cantSplit/>
+          <w:tblHeader/>
+        </w:trPr>
+        <w:tc>
+          <w:tcPr>
+            <w:tcW w:type="dxa" w:w="2800"/>
+            <w:shd w:fill="EEF4F8" w:color="auto" w:val="clear"/>
+            <w:tcMar>
+              <w:top w:type="dxa" w:w="60"/>
+              <w:left w:type="dxa" w:w="100"/>
+              <w:bottom w:type="dxa" w:w="60"/>
+              <w:right w:type="dxa" w:w="100"/>
+            </w:tcMar>
+          </w:tcPr>
+          <w:p>
+            <w:pPr>
+              <w:spacing w:after="0" w:before="0"/>
+            </w:pPr>
+            <w:r>
+              <w:rPr>
+                <w:b/>
+                <w:bCs/>
+                <w:color w:val="0F2B3C"/>
+                <w:sz w:val="16"/>
+                <w:szCs w:val="16"/>
+              </w:rPr>
+              <w:t xml:space="preserve">CORE PROBLEM / GIVEN REPRESENTATION</w:t>
+            </w:r>
+          </w:p>
+        </w:tc>
+        <w:tc>
+          <w:tcPr>
+            <w:tcW w:type="dxa" w:w="3560"/>
+            <w:shd w:fill="EEF4F8" w:color="auto" w:val="clear"/>
+            <w:tcMar>
+              <w:top w:type="dxa" w:w="60"/>
+              <w:left w:type="dxa" w:w="100"/>
+              <w:bottom w:type="dxa" w:w="60"/>
+              <w:right w:type="dxa" w:w="100"/>
+            </w:tcMar>
+          </w:tcPr>
+          <w:p>
+            <w:pPr>
+              <w:spacing w:after="0" w:before="0"/>
+            </w:pPr>
+            <w:r>
+              <w:rPr>
+                <w:b/>
+                <w:bCs/>
+                <w:color w:val="0F2B3C"/>
+                <w:sz w:val="16"/>
+                <w:szCs w:val="16"/>
+              </w:rPr>
+              <w:t xml:space="preserve">WORKING SPACE / CALCULATION STEPS</w:t>
+            </w:r>
+          </w:p>
+        </w:tc>
+        <w:tc>
+          <w:tcPr>
+            <w:tcW w:type="dxa" w:w="3000"/>
+            <w:shd w:fill="FBF3E2" w:color="auto" w:val="clear"/>
+            <w:tcMar>
+              <w:top w:type="dxa" w:w="60"/>
+              <w:left w:type="dxa" w:w="100"/>
+              <w:bottom w:type="dxa" w:w="60"/>
+              <w:right w:type="dxa" w:w="100"/>
+            </w:tcMar>
+          </w:tcPr>
+          <w:p>
+            <w:pPr>
+              <w:spacing w:after="0" w:before="0"/>
+            </w:pPr>
+            <w:r>
+              <w:rPr>
+                <w:b/>
+                <w:bCs/>
+                <w:color w:val="7A5400"/>
+                <w:sz w:val="16"/>
+                <w:szCs w:val="16"/>
+              </w:rPr>
+              <w:t xml:space="preserve">EXPLAIN YOUR REASONING</w:t>
+            </w:r>
+          </w:p>
+        </w:tc>
+      </w:tr>
+      <w:tr>
+        <w:trPr>
+          <w:cantSplit/>
+        </w:trPr>
+        <w:tc>
+          <w:tcPr>
+            <w:tcW w:type="dxa" w:w="2800"/>
+            <w:tcMar>
+              <w:top w:type="dxa" w:w="80"/>
+              <w:left w:type="dxa" w:w="100"/>
+              <w:bottom w:type="dxa" w:w="80"/>
+              <w:right w:type="dxa" w:w="100"/>
+            </w:tcMar>
+            <w:vAlign w:val="top"/>
+          </w:tcPr>
+          <w:p>
+            <w:pPr>
+              <w:spacing w:after="40" w:before="0"/>
+            </w:pPr>
+            <w:r>
+              <w:rPr>
+                <w:b/>
+                <w:bCs/>
+                <w:color w:val="0F2B3C"/>
+                <w:sz w:val="20"/>
+                <w:szCs w:val="20"/>
+              </w:rPr>
+              <w:t xml:space="preserve">1.  Which number is the least in 12, 4, 19, 7, 15?</w:t>
+            </w:r>
+          </w:p>
+          <w:p>
+            <w:pPr>
+              <w:spacing w:after="40" w:before="0"/>
+            </w:pPr>
+            <w:r>
+              <w:rPr>
+                <w:i/>
+                <w:iCs/>
+                <w:color w:val="3F4D5C"/>
+                <w:sz w:val="20"/>
+                <w:szCs w:val="20"/>
+              </w:rPr>
+              <w:t xml:space="preserve">A. ¿Qué número es el menor en 12, 4, 19, 7, 15?</w:t>
+            </w:r>
+          </w:p>
+          <w:p>
+            <w:pPr>
+              <w:spacing w:after="0" w:before="0"/>
+            </w:pPr>
+            <w:r>
+              <w:rPr>
+                <w:color w:val="5E6E7E"/>
+                <w:sz w:val="18"/>
+                <w:szCs w:val="18"/>
+              </w:rPr>
+              <w:t xml:space="preserve">Choices: 4   /   12   /   7   /   19</w:t>
+            </w:r>
+          </w:p>
+        </w:tc>
+        <w:tc>
+          <w:tcPr>
+            <w:tcW w:type="dxa" w:w="3560"/>
+            <w:tcMar>
+              <w:top w:type="dxa" w:w="80"/>
+              <w:left w:type="dxa" w:w="100"/>
+              <w:bottom w:type="dxa" w:w="80"/>
+              <w:right w:type="dxa" w:w="100"/>
+            </w:tcMar>
+            <w:vAlign w:val="top"/>
+          </w:tcPr>
+          <w:p>
+            <w:pPr>
+              <w:spacing w:after="50" w:before="0"/>
+            </w:pPr>
+            <w:r>
+              <w:rPr>
+                <w:color w:val="BBBBBB"/>
+                <w:sz w:val="18"/>
+                <w:szCs w:val="18"/>
+              </w:rPr>
+              <w:t xml:space="preserve">____________________________</w:t>
+            </w:r>
+          </w:p>
+          <w:p>
+            <w:pPr>
+              <w:spacing w:after="50" w:before="0"/>
+            </w:pPr>
+            <w:r>
+              <w:rPr>
+                <w:color w:val="BBBBBB"/>
+                <w:sz w:val="18"/>
+                <w:szCs w:val="18"/>
+              </w:rPr>
+              <w:t xml:space="preserve">____________________________</w:t>
+            </w:r>
+          </w:p>
+          <w:p>
+            <w:pPr>
+              <w:spacing w:after="50" w:before="0"/>
+            </w:pPr>
+            <w:r>
+              <w:rPr>
+                <w:color w:val="BBBBBB"/>
+                <w:sz w:val="18"/>
+                <w:szCs w:val="18"/>
+              </w:rPr>
+              <w:t xml:space="preserve">____________________________</w:t>
+            </w:r>
+          </w:p>
+          <w:p>
+            <w:pPr>
+              <w:spacing w:after="50" w:before="0"/>
+            </w:pPr>
+            <w:r>
+              <w:rPr>
+                <w:color w:val="BBBBBB"/>
+                <w:sz w:val="18"/>
+                <w:szCs w:val="18"/>
+              </w:rPr>
+              <w:t xml:space="preserve">____________________________</w:t>
+            </w:r>
+          </w:p>
+        </w:tc>
+        <w:tc>
+          <w:tcPr>
+            <w:tcW w:type="dxa" w:w="3000"/>
+            <w:shd w:fill="FBF3E2" w:color="auto" w:val="clear"/>
+            <w:tcMar>
+              <w:top w:type="dxa" w:w="80"/>
+              <w:left w:type="dxa" w:w="100"/>
+              <w:bottom w:type="dxa" w:w="80"/>
+              <w:right w:type="dxa" w:w="100"/>
+            </w:tcMar>
+            <w:vAlign w:val="top"/>
+          </w:tcPr>
+          <w:p>
+            <w:pPr>
+              <w:spacing w:after="30" w:before="0"/>
+            </w:pPr>
+            <w:r>
+              <w:rPr>
+                <w:b/>
+                <w:bCs/>
+                <w:color w:val="0F2B3C"/>
+                <w:sz w:val="18"/>
+                <w:szCs w:val="18"/>
+              </w:rPr>
+              <w:t xml:space="preserve">Because... ________________</w:t>
+            </w:r>
+          </w:p>
+          <w:p>
+            <w:pPr>
+              <w:spacing w:after="50" w:before="0"/>
+            </w:pPr>
+            <w:r>
+              <w:rPr>
+                <w:color w:val="BBBBBB"/>
+                <w:sz w:val="18"/>
+                <w:szCs w:val="18"/>
+              </w:rPr>
+              <w:t xml:space="preserve">____________________________</w:t>
+            </w:r>
+          </w:p>
+          <w:p>
+            <w:pPr>
+              <w:spacing w:after="30" w:before="40"/>
+            </w:pPr>
+            <w:r>
+              <w:rPr>
+                <w:b/>
+                <w:bCs/>
+                <w:color w:val="1A6FB5"/>
+                <w:sz w:val="18"/>
+                <w:szCs w:val="18"/>
+              </w:rPr>
+              <w:t xml:space="preserve">Although... _______________</w:t>
+            </w:r>
+          </w:p>
+          <w:p>
+            <w:pPr>
+              <w:spacing w:after="50" w:before="0"/>
+            </w:pPr>
+            <w:r>
+              <w:rPr>
+                <w:color w:val="BBBBBB"/>
+                <w:sz w:val="18"/>
+                <w:szCs w:val="18"/>
+              </w:rPr>
+              <w:t xml:space="preserve">____________________________</w:t>
+            </w:r>
+          </w:p>
+          <w:p>
+            <w:pPr>
+              <w:spacing w:after="30" w:before="40"/>
+            </w:pPr>
+            <w:r>
+              <w:rPr>
+                <w:b/>
+                <w:bCs/>
+                <w:color w:val="7A5400"/>
+                <w:sz w:val="18"/>
+                <w:szCs w:val="18"/>
+              </w:rPr>
+              <w:t xml:space="preserve">Therefore... ______________</w:t>
+            </w:r>
+          </w:p>
+          <w:p>
+            <w:pPr>
+              <w:spacing w:after="50" w:before="0"/>
+            </w:pPr>
+            <w:r>
+              <w:rPr>
+                <w:color w:val="BBBBBB"/>
+                <w:sz w:val="18"/>
+                <w:szCs w:val="18"/>
+              </w:rPr>
+              <w:t xml:space="preserve">____________________________</w:t>
+            </w:r>
+          </w:p>
+        </w:tc>
+      </w:tr>
+    </w:tbl>
     <w:p>
       <w:pPr>
         <w:spacing w:after="60" w:before="0"/>
       </w:pPr>
       <w:r>
-        <w:rPr>
-          <w:i/>
-          <w:iCs/>
-          <w:color w:val="3F4D5C"/>
-          <w:sz w:val="20"/>
-          <w:szCs w:val="20"/>
-        </w:rPr>
-        <w:t xml:space="preserve">A. ¿Qué número es el menor en 12, 4, 19, 7, 15?</w:t>
-      </w:r>
-    </w:p>
-    <w:p>
-      <w:pPr>
-        <w:spacing w:after="40" w:before="0"/>
-      </w:pPr>
-      <w:r>
-        <w:rPr>
-          <w:color w:val="5E6E7E"/>
-          <w:sz w:val="20"/>
-          <w:szCs w:val="20"/>
-        </w:rPr>
-        <w:t xml:space="preserve">     choices: 4   /   12   /   7   /   19</w:t>
-      </w:r>
-    </w:p>
-    <w:p>
-      <w:pPr>
-        <w:spacing w:after="80" w:before="0"/>
-      </w:pPr>
-      <w:r>
-        <w:rPr>
-          <w:color w:val="BBBBBB"/>
-        </w:rPr>
-        <w:t xml:space="preserve">____________________________________________________</w:t>
-      </w:r>
-    </w:p>
-    <w:p>
-      <w:pPr>
-        <w:spacing w:after="40" w:before="0"/>
-      </w:pPr>
-      <w:r>
-        <w:rPr>
-          <w:sz w:val="22"/>
-          <w:szCs w:val="22"/>
-        </w:rPr>
-        <w:t xml:space="preserve">2.  Which number is the greatest in 12, 4, 19, 7, 15?</w:t>
-      </w:r>
-    </w:p>
+        <w:t xml:space="preserve"/>
+      </w:r>
+    </w:p>
+    <w:tbl>
+      <w:tblPr>
+        <w:tblW w:type="dxa" w:w="9360"/>
+        <w:tblBorders>
+          <w:top w:val="single" w:color="C7D2DD" w:sz="6"/>
+          <w:left w:val="single" w:color="C7D2DD" w:sz="6"/>
+          <w:bottom w:val="single" w:color="C7D2DD" w:sz="6"/>
+          <w:right w:val="single" w:color="C7D2DD" w:sz="6"/>
+          <w:insideH w:val="single" w:color="C7D2DD" w:sz="6"/>
+          <w:insideV w:val="single" w:color="C7D2DD" w:sz="6"/>
+        </w:tblBorders>
+      </w:tblPr>
+      <w:tblGrid>
+        <w:gridCol w:w="2800"/>
+        <w:gridCol w:w="3560"/>
+        <w:gridCol w:w="3000"/>
+      </w:tblGrid>
+      <w:tr>
+        <w:trPr>
+          <w:cantSplit/>
+          <w:tblHeader/>
+        </w:trPr>
+        <w:tc>
+          <w:tcPr>
+            <w:tcW w:type="dxa" w:w="2800"/>
+            <w:shd w:fill="EEF4F8" w:color="auto" w:val="clear"/>
+            <w:tcMar>
+              <w:top w:type="dxa" w:w="60"/>
+              <w:left w:type="dxa" w:w="100"/>
+              <w:bottom w:type="dxa" w:w="60"/>
+              <w:right w:type="dxa" w:w="100"/>
+            </w:tcMar>
+          </w:tcPr>
+          <w:p>
+            <w:pPr>
+              <w:spacing w:after="0" w:before="0"/>
+            </w:pPr>
+            <w:r>
+              <w:rPr>
+                <w:b/>
+                <w:bCs/>
+                <w:color w:val="0F2B3C"/>
+                <w:sz w:val="16"/>
+                <w:szCs w:val="16"/>
+              </w:rPr>
+              <w:t xml:space="preserve">CORE PROBLEM / GIVEN REPRESENTATION</w:t>
+            </w:r>
+          </w:p>
+        </w:tc>
+        <w:tc>
+          <w:tcPr>
+            <w:tcW w:type="dxa" w:w="3560"/>
+            <w:shd w:fill="EEF4F8" w:color="auto" w:val="clear"/>
+            <w:tcMar>
+              <w:top w:type="dxa" w:w="60"/>
+              <w:left w:type="dxa" w:w="100"/>
+              <w:bottom w:type="dxa" w:w="60"/>
+              <w:right w:type="dxa" w:w="100"/>
+            </w:tcMar>
+          </w:tcPr>
+          <w:p>
+            <w:pPr>
+              <w:spacing w:after="0" w:before="0"/>
+            </w:pPr>
+            <w:r>
+              <w:rPr>
+                <w:b/>
+                <w:bCs/>
+                <w:color w:val="0F2B3C"/>
+                <w:sz w:val="16"/>
+                <w:szCs w:val="16"/>
+              </w:rPr>
+              <w:t xml:space="preserve">WORKING SPACE / CALCULATION STEPS</w:t>
+            </w:r>
+          </w:p>
+        </w:tc>
+        <w:tc>
+          <w:tcPr>
+            <w:tcW w:type="dxa" w:w="3000"/>
+            <w:shd w:fill="FBF3E2" w:color="auto" w:val="clear"/>
+            <w:tcMar>
+              <w:top w:type="dxa" w:w="60"/>
+              <w:left w:type="dxa" w:w="100"/>
+              <w:bottom w:type="dxa" w:w="60"/>
+              <w:right w:type="dxa" w:w="100"/>
+            </w:tcMar>
+          </w:tcPr>
+          <w:p>
+            <w:pPr>
+              <w:spacing w:after="0" w:before="0"/>
+            </w:pPr>
+            <w:r>
+              <w:rPr>
+                <w:b/>
+                <w:bCs/>
+                <w:color w:val="7A5400"/>
+                <w:sz w:val="16"/>
+                <w:szCs w:val="16"/>
+              </w:rPr>
+              <w:t xml:space="preserve">EXPLAIN YOUR REASONING</w:t>
+            </w:r>
+          </w:p>
+        </w:tc>
+      </w:tr>
+      <w:tr>
+        <w:trPr>
+          <w:cantSplit/>
+        </w:trPr>
+        <w:tc>
+          <w:tcPr>
+            <w:tcW w:type="dxa" w:w="2800"/>
+            <w:tcMar>
+              <w:top w:type="dxa" w:w="80"/>
+              <w:left w:type="dxa" w:w="100"/>
+              <w:bottom w:type="dxa" w:w="80"/>
+              <w:right w:type="dxa" w:w="100"/>
+            </w:tcMar>
+            <w:vAlign w:val="top"/>
+          </w:tcPr>
+          <w:p>
+            <w:pPr>
+              <w:spacing w:after="40" w:before="0"/>
+            </w:pPr>
+            <w:r>
+              <w:rPr>
+                <w:b/>
+                <w:bCs/>
+                <w:color w:val="0F2B3C"/>
+                <w:sz w:val="20"/>
+                <w:szCs w:val="20"/>
+              </w:rPr>
+              <w:t xml:space="preserve">2.  Which number is the greatest in 12, 4, 19, 7, 15?</w:t>
+            </w:r>
+          </w:p>
+          <w:p>
+            <w:pPr>
+              <w:spacing w:after="40" w:before="0"/>
+            </w:pPr>
+            <w:r>
+              <w:rPr>
+                <w:i/>
+                <w:iCs/>
+                <w:color w:val="3F4D5C"/>
+                <w:sz w:val="20"/>
+                <w:szCs w:val="20"/>
+              </w:rPr>
+              <w:t xml:space="preserve">B. ¿Qué número es el mayor en 12, 4, 19, 7, 15?</w:t>
+            </w:r>
+          </w:p>
+        </w:tc>
+        <w:tc>
+          <w:tcPr>
+            <w:tcW w:type="dxa" w:w="3560"/>
+            <w:tcMar>
+              <w:top w:type="dxa" w:w="80"/>
+              <w:left w:type="dxa" w:w="100"/>
+              <w:bottom w:type="dxa" w:w="80"/>
+              <w:right w:type="dxa" w:w="100"/>
+            </w:tcMar>
+            <w:vAlign w:val="top"/>
+          </w:tcPr>
+          <w:p>
+            <w:pPr>
+              <w:spacing w:after="50" w:before="0"/>
+            </w:pPr>
+            <w:r>
+              <w:rPr>
+                <w:color w:val="BBBBBB"/>
+                <w:sz w:val="18"/>
+                <w:szCs w:val="18"/>
+              </w:rPr>
+              <w:t xml:space="preserve">____________________________</w:t>
+            </w:r>
+          </w:p>
+          <w:p>
+            <w:pPr>
+              <w:spacing w:after="50" w:before="0"/>
+            </w:pPr>
+            <w:r>
+              <w:rPr>
+                <w:color w:val="BBBBBB"/>
+                <w:sz w:val="18"/>
+                <w:szCs w:val="18"/>
+              </w:rPr>
+              <w:t xml:space="preserve">____________________________</w:t>
+            </w:r>
+          </w:p>
+          <w:p>
+            <w:pPr>
+              <w:spacing w:after="50" w:before="0"/>
+            </w:pPr>
+            <w:r>
+              <w:rPr>
+                <w:color w:val="BBBBBB"/>
+                <w:sz w:val="18"/>
+                <w:szCs w:val="18"/>
+              </w:rPr>
+              <w:t xml:space="preserve">____________________________</w:t>
+            </w:r>
+          </w:p>
+          <w:p>
+            <w:pPr>
+              <w:spacing w:after="50" w:before="0"/>
+            </w:pPr>
+            <w:r>
+              <w:rPr>
+                <w:color w:val="BBBBBB"/>
+                <w:sz w:val="18"/>
+                <w:szCs w:val="18"/>
+              </w:rPr>
+              <w:t xml:space="preserve">____________________________</w:t>
+            </w:r>
+          </w:p>
+        </w:tc>
+        <w:tc>
+          <w:tcPr>
+            <w:tcW w:type="dxa" w:w="3000"/>
+            <w:shd w:fill="FBF3E2" w:color="auto" w:val="clear"/>
+            <w:tcMar>
+              <w:top w:type="dxa" w:w="80"/>
+              <w:left w:type="dxa" w:w="100"/>
+              <w:bottom w:type="dxa" w:w="80"/>
+              <w:right w:type="dxa" w:w="100"/>
+            </w:tcMar>
+            <w:vAlign w:val="top"/>
+          </w:tcPr>
+          <w:p>
+            <w:pPr>
+              <w:spacing w:after="30" w:before="0"/>
+            </w:pPr>
+            <w:r>
+              <w:rPr>
+                <w:b/>
+                <w:bCs/>
+                <w:color w:val="0F2B3C"/>
+                <w:sz w:val="18"/>
+                <w:szCs w:val="18"/>
+              </w:rPr>
+              <w:t xml:space="preserve">Because... ________________</w:t>
+            </w:r>
+          </w:p>
+          <w:p>
+            <w:pPr>
+              <w:spacing w:after="50" w:before="0"/>
+            </w:pPr>
+            <w:r>
+              <w:rPr>
+                <w:color w:val="BBBBBB"/>
+                <w:sz w:val="18"/>
+                <w:szCs w:val="18"/>
+              </w:rPr>
+              <w:t xml:space="preserve">____________________________</w:t>
+            </w:r>
+          </w:p>
+          <w:p>
+            <w:pPr>
+              <w:spacing w:after="30" w:before="40"/>
+            </w:pPr>
+            <w:r>
+              <w:rPr>
+                <w:b/>
+                <w:bCs/>
+                <w:color w:val="1A6FB5"/>
+                <w:sz w:val="18"/>
+                <w:szCs w:val="18"/>
+              </w:rPr>
+              <w:t xml:space="preserve">Although... _______________</w:t>
+            </w:r>
+          </w:p>
+          <w:p>
+            <w:pPr>
+              <w:spacing w:after="50" w:before="0"/>
+            </w:pPr>
+            <w:r>
+              <w:rPr>
+                <w:color w:val="BBBBBB"/>
+                <w:sz w:val="18"/>
+                <w:szCs w:val="18"/>
+              </w:rPr>
+              <w:t xml:space="preserve">____________________________</w:t>
+            </w:r>
+          </w:p>
+          <w:p>
+            <w:pPr>
+              <w:spacing w:after="30" w:before="40"/>
+            </w:pPr>
+            <w:r>
+              <w:rPr>
+                <w:b/>
+                <w:bCs/>
+                <w:color w:val="7A5400"/>
+                <w:sz w:val="18"/>
+                <w:szCs w:val="18"/>
+              </w:rPr>
+              <w:t xml:space="preserve">Therefore... ______________</w:t>
+            </w:r>
+          </w:p>
+          <w:p>
+            <w:pPr>
+              <w:spacing w:after="50" w:before="0"/>
+            </w:pPr>
+            <w:r>
+              <w:rPr>
+                <w:color w:val="BBBBBB"/>
+                <w:sz w:val="18"/>
+                <w:szCs w:val="18"/>
+              </w:rPr>
+              <w:t xml:space="preserve">____________________________</w:t>
+            </w:r>
+          </w:p>
+        </w:tc>
+      </w:tr>
+    </w:tbl>
     <w:p>
       <w:pPr>
         <w:spacing w:after="60" w:before="0"/>
       </w:pPr>
       <w:r>
-        <w:rPr>
-          <w:i/>
-          <w:iCs/>
-          <w:color w:val="3F4D5C"/>
-          <w:sz w:val="20"/>
-          <w:szCs w:val="20"/>
-        </w:rPr>
-        <w:t xml:space="preserve">B. ¿Qué número es el mayor en 12, 4, 19, 7, 15?</w:t>
-      </w:r>
-    </w:p>
-    <w:p>
-      <w:pPr>
-        <w:spacing w:after="80" w:before="0"/>
-      </w:pPr>
-      <w:r>
-        <w:rPr>
-          <w:color w:val="BBBBBB"/>
-        </w:rPr>
-        <w:t xml:space="preserve">____________________________________________________</w:t>
-      </w:r>
-    </w:p>
-    <w:p>
-      <w:pPr>
-        <w:spacing w:after="40" w:before="0"/>
-      </w:pPr>
-      <w:r>
-        <w:rPr>
-          <w:sz w:val="22"/>
-          <w:szCs w:val="22"/>
-        </w:rPr>
-        <w:t xml:space="preserve">3.  Range = greatest − least. What is 19 − 4?</w:t>
-      </w:r>
-    </w:p>
+        <w:t xml:space="preserve"/>
+      </w:r>
+    </w:p>
+    <w:tbl>
+      <w:tblPr>
+        <w:tblW w:type="dxa" w:w="9360"/>
+        <w:tblBorders>
+          <w:top w:val="single" w:color="C7D2DD" w:sz="6"/>
+          <w:left w:val="single" w:color="C7D2DD" w:sz="6"/>
+          <w:bottom w:val="single" w:color="C7D2DD" w:sz="6"/>
+          <w:right w:val="single" w:color="C7D2DD" w:sz="6"/>
+          <w:insideH w:val="single" w:color="C7D2DD" w:sz="6"/>
+          <w:insideV w:val="single" w:color="C7D2DD" w:sz="6"/>
+        </w:tblBorders>
+      </w:tblPr>
+      <w:tblGrid>
+        <w:gridCol w:w="2800"/>
+        <w:gridCol w:w="3560"/>
+        <w:gridCol w:w="3000"/>
+      </w:tblGrid>
+      <w:tr>
+        <w:trPr>
+          <w:cantSplit/>
+          <w:tblHeader/>
+        </w:trPr>
+        <w:tc>
+          <w:tcPr>
+            <w:tcW w:type="dxa" w:w="2800"/>
+            <w:shd w:fill="EEF4F8" w:color="auto" w:val="clear"/>
+            <w:tcMar>
+              <w:top w:type="dxa" w:w="60"/>
+              <w:left w:type="dxa" w:w="100"/>
+              <w:bottom w:type="dxa" w:w="60"/>
+              <w:right w:type="dxa" w:w="100"/>
+            </w:tcMar>
+          </w:tcPr>
+          <w:p>
+            <w:pPr>
+              <w:spacing w:after="0" w:before="0"/>
+            </w:pPr>
+            <w:r>
+              <w:rPr>
+                <w:b/>
+                <w:bCs/>
+                <w:color w:val="0F2B3C"/>
+                <w:sz w:val="16"/>
+                <w:szCs w:val="16"/>
+              </w:rPr>
+              <w:t xml:space="preserve">CORE PROBLEM / GIVEN REPRESENTATION</w:t>
+            </w:r>
+          </w:p>
+        </w:tc>
+        <w:tc>
+          <w:tcPr>
+            <w:tcW w:type="dxa" w:w="3560"/>
+            <w:shd w:fill="EEF4F8" w:color="auto" w:val="clear"/>
+            <w:tcMar>
+              <w:top w:type="dxa" w:w="60"/>
+              <w:left w:type="dxa" w:w="100"/>
+              <w:bottom w:type="dxa" w:w="60"/>
+              <w:right w:type="dxa" w:w="100"/>
+            </w:tcMar>
+          </w:tcPr>
+          <w:p>
+            <w:pPr>
+              <w:spacing w:after="0" w:before="0"/>
+            </w:pPr>
+            <w:r>
+              <w:rPr>
+                <w:b/>
+                <w:bCs/>
+                <w:color w:val="0F2B3C"/>
+                <w:sz w:val="16"/>
+                <w:szCs w:val="16"/>
+              </w:rPr>
+              <w:t xml:space="preserve">WORKING SPACE / CALCULATION STEPS</w:t>
+            </w:r>
+          </w:p>
+        </w:tc>
+        <w:tc>
+          <w:tcPr>
+            <w:tcW w:type="dxa" w:w="3000"/>
+            <w:shd w:fill="FBF3E2" w:color="auto" w:val="clear"/>
+            <w:tcMar>
+              <w:top w:type="dxa" w:w="60"/>
+              <w:left w:type="dxa" w:w="100"/>
+              <w:bottom w:type="dxa" w:w="60"/>
+              <w:right w:type="dxa" w:w="100"/>
+            </w:tcMar>
+          </w:tcPr>
+          <w:p>
+            <w:pPr>
+              <w:spacing w:after="0" w:before="0"/>
+            </w:pPr>
+            <w:r>
+              <w:rPr>
+                <w:b/>
+                <w:bCs/>
+                <w:color w:val="7A5400"/>
+                <w:sz w:val="16"/>
+                <w:szCs w:val="16"/>
+              </w:rPr>
+              <w:t xml:space="preserve">EXPLAIN YOUR REASONING</w:t>
+            </w:r>
+          </w:p>
+        </w:tc>
+      </w:tr>
+      <w:tr>
+        <w:trPr>
+          <w:cantSplit/>
+        </w:trPr>
+        <w:tc>
+          <w:tcPr>
+            <w:tcW w:type="dxa" w:w="2800"/>
+            <w:tcMar>
+              <w:top w:type="dxa" w:w="80"/>
+              <w:left w:type="dxa" w:w="100"/>
+              <w:bottom w:type="dxa" w:w="80"/>
+              <w:right w:type="dxa" w:w="100"/>
+            </w:tcMar>
+            <w:vAlign w:val="top"/>
+          </w:tcPr>
+          <w:p>
+            <w:pPr>
+              <w:spacing w:after="40" w:before="0"/>
+            </w:pPr>
+            <w:r>
+              <w:rPr>
+                <w:b/>
+                <w:bCs/>
+                <w:color w:val="0F2B3C"/>
+                <w:sz w:val="20"/>
+                <w:szCs w:val="20"/>
+              </w:rPr>
+              <w:t xml:space="preserve">3.  Range = greatest − least. What is 19 − 4?</w:t>
+            </w:r>
+          </w:p>
+          <w:p>
+            <w:pPr>
+              <w:spacing w:after="40" w:before="0"/>
+            </w:pPr>
+            <w:r>
+              <w:rPr>
+                <w:i/>
+                <w:iCs/>
+                <w:color w:val="3F4D5C"/>
+                <w:sz w:val="20"/>
+                <w:szCs w:val="20"/>
+              </w:rPr>
+              <w:t xml:space="preserve">C. Rango = mayor − menor. ¿Cuánto es 19 − 4?</w:t>
+            </w:r>
+          </w:p>
+        </w:tc>
+        <w:tc>
+          <w:tcPr>
+            <w:tcW w:type="dxa" w:w="3560"/>
+            <w:tcMar>
+              <w:top w:type="dxa" w:w="80"/>
+              <w:left w:type="dxa" w:w="100"/>
+              <w:bottom w:type="dxa" w:w="80"/>
+              <w:right w:type="dxa" w:w="100"/>
+            </w:tcMar>
+            <w:vAlign w:val="top"/>
+          </w:tcPr>
+          <w:p>
+            <w:pPr>
+              <w:spacing w:after="50" w:before="0"/>
+            </w:pPr>
+            <w:r>
+              <w:rPr>
+                <w:color w:val="BBBBBB"/>
+                <w:sz w:val="18"/>
+                <w:szCs w:val="18"/>
+              </w:rPr>
+              <w:t xml:space="preserve">____________________________</w:t>
+            </w:r>
+          </w:p>
+          <w:p>
+            <w:pPr>
+              <w:spacing w:after="50" w:before="0"/>
+            </w:pPr>
+            <w:r>
+              <w:rPr>
+                <w:color w:val="BBBBBB"/>
+                <w:sz w:val="18"/>
+                <w:szCs w:val="18"/>
+              </w:rPr>
+              <w:t xml:space="preserve">____________________________</w:t>
+            </w:r>
+          </w:p>
+          <w:p>
+            <w:pPr>
+              <w:spacing w:after="50" w:before="0"/>
+            </w:pPr>
+            <w:r>
+              <w:rPr>
+                <w:color w:val="BBBBBB"/>
+                <w:sz w:val="18"/>
+                <w:szCs w:val="18"/>
+              </w:rPr>
+              <w:t xml:space="preserve">____________________________</w:t>
+            </w:r>
+          </w:p>
+          <w:p>
+            <w:pPr>
+              <w:spacing w:after="50" w:before="0"/>
+            </w:pPr>
+            <w:r>
+              <w:rPr>
+                <w:color w:val="BBBBBB"/>
+                <w:sz w:val="18"/>
+                <w:szCs w:val="18"/>
+              </w:rPr>
+              <w:t xml:space="preserve">____________________________</w:t>
+            </w:r>
+          </w:p>
+        </w:tc>
+        <w:tc>
+          <w:tcPr>
+            <w:tcW w:type="dxa" w:w="3000"/>
+            <w:shd w:fill="FBF3E2" w:color="auto" w:val="clear"/>
+            <w:tcMar>
+              <w:top w:type="dxa" w:w="80"/>
+              <w:left w:type="dxa" w:w="100"/>
+              <w:bottom w:type="dxa" w:w="80"/>
+              <w:right w:type="dxa" w:w="100"/>
+            </w:tcMar>
+            <w:vAlign w:val="top"/>
+          </w:tcPr>
+          <w:p>
+            <w:pPr>
+              <w:spacing w:after="30" w:before="0"/>
+            </w:pPr>
+            <w:r>
+              <w:rPr>
+                <w:b/>
+                <w:bCs/>
+                <w:color w:val="0F2B3C"/>
+                <w:sz w:val="18"/>
+                <w:szCs w:val="18"/>
+              </w:rPr>
+              <w:t xml:space="preserve">Because... ________________</w:t>
+            </w:r>
+          </w:p>
+          <w:p>
+            <w:pPr>
+              <w:spacing w:after="50" w:before="0"/>
+            </w:pPr>
+            <w:r>
+              <w:rPr>
+                <w:color w:val="BBBBBB"/>
+                <w:sz w:val="18"/>
+                <w:szCs w:val="18"/>
+              </w:rPr>
+              <w:t xml:space="preserve">____________________________</w:t>
+            </w:r>
+          </w:p>
+          <w:p>
+            <w:pPr>
+              <w:spacing w:after="30" w:before="40"/>
+            </w:pPr>
+            <w:r>
+              <w:rPr>
+                <w:b/>
+                <w:bCs/>
+                <w:color w:val="1A6FB5"/>
+                <w:sz w:val="18"/>
+                <w:szCs w:val="18"/>
+              </w:rPr>
+              <w:t xml:space="preserve">Although... _______________</w:t>
+            </w:r>
+          </w:p>
+          <w:p>
+            <w:pPr>
+              <w:spacing w:after="50" w:before="0"/>
+            </w:pPr>
+            <w:r>
+              <w:rPr>
+                <w:color w:val="BBBBBB"/>
+                <w:sz w:val="18"/>
+                <w:szCs w:val="18"/>
+              </w:rPr>
+              <w:t xml:space="preserve">____________________________</w:t>
+            </w:r>
+          </w:p>
+          <w:p>
+            <w:pPr>
+              <w:spacing w:after="30" w:before="40"/>
+            </w:pPr>
+            <w:r>
+              <w:rPr>
+                <w:b/>
+                <w:bCs/>
+                <w:color w:val="7A5400"/>
+                <w:sz w:val="18"/>
+                <w:szCs w:val="18"/>
+              </w:rPr>
+              <w:t xml:space="preserve">Therefore... ______________</w:t>
+            </w:r>
+          </w:p>
+          <w:p>
+            <w:pPr>
+              <w:spacing w:after="50" w:before="0"/>
+            </w:pPr>
+            <w:r>
+              <w:rPr>
+                <w:color w:val="BBBBBB"/>
+                <w:sz w:val="18"/>
+                <w:szCs w:val="18"/>
+              </w:rPr>
+              <w:t xml:space="preserve">____________________________</w:t>
+            </w:r>
+          </w:p>
+        </w:tc>
+      </w:tr>
+    </w:tbl>
     <w:p>
       <w:pPr>
         <w:spacing w:after="60" w:before="0"/>
       </w:pPr>
       <w:r>
-        <w:rPr>
-          <w:i/>
-          <w:iCs/>
-          <w:color w:val="3F4D5C"/>
-          <w:sz w:val="20"/>
-          <w:szCs w:val="20"/>
-        </w:rPr>
-        <w:t xml:space="preserve">C. Rango = mayor − menor. ¿Cuánto es 19 − 4?</w:t>
-      </w:r>
-    </w:p>
-    <w:p>
-      <w:pPr>
-        <w:spacing w:after="80" w:before="0"/>
-      </w:pPr>
-      <w:r>
-        <w:rPr>
-          <w:color w:val="BBBBBB"/>
-        </w:rPr>
-        <w:t xml:space="preserve">____________________________________________________</w:t>
-      </w:r>
-    </w:p>
-    <w:p>
-      <w:pPr>
-        <w:spacing w:after="40" w:before="0"/>
-      </w:pPr>
-      <w:r>
-        <w:rPr>
-          <w:sz w:val="22"/>
-          <w:szCs w:val="22"/>
-        </w:rPr>
-        <w:t xml:space="preserve">4.  In order, 9, 3, 5 is 3, 5, 9. What is the middle number?</w:t>
-      </w:r>
-    </w:p>
+        <w:t xml:space="preserve"/>
+      </w:r>
+    </w:p>
+    <w:tbl>
+      <w:tblPr>
+        <w:tblW w:type="dxa" w:w="9360"/>
+        <w:tblBorders>
+          <w:top w:val="single" w:color="C7D2DD" w:sz="6"/>
+          <w:left w:val="single" w:color="C7D2DD" w:sz="6"/>
+          <w:bottom w:val="single" w:color="C7D2DD" w:sz="6"/>
+          <w:right w:val="single" w:color="C7D2DD" w:sz="6"/>
+          <w:insideH w:val="single" w:color="C7D2DD" w:sz="6"/>
+          <w:insideV w:val="single" w:color="C7D2DD" w:sz="6"/>
+        </w:tblBorders>
+      </w:tblPr>
+      <w:tblGrid>
+        <w:gridCol w:w="2800"/>
+        <w:gridCol w:w="3560"/>
+        <w:gridCol w:w="3000"/>
+      </w:tblGrid>
+      <w:tr>
+        <w:trPr>
+          <w:cantSplit/>
+          <w:tblHeader/>
+        </w:trPr>
+        <w:tc>
+          <w:tcPr>
+            <w:tcW w:type="dxa" w:w="2800"/>
+            <w:shd w:fill="EEF4F8" w:color="auto" w:val="clear"/>
+            <w:tcMar>
+              <w:top w:type="dxa" w:w="60"/>
+              <w:left w:type="dxa" w:w="100"/>
+              <w:bottom w:type="dxa" w:w="60"/>
+              <w:right w:type="dxa" w:w="100"/>
+            </w:tcMar>
+          </w:tcPr>
+          <w:p>
+            <w:pPr>
+              <w:spacing w:after="0" w:before="0"/>
+            </w:pPr>
+            <w:r>
+              <w:rPr>
+                <w:b/>
+                <w:bCs/>
+                <w:color w:val="0F2B3C"/>
+                <w:sz w:val="16"/>
+                <w:szCs w:val="16"/>
+              </w:rPr>
+              <w:t xml:space="preserve">CORE PROBLEM / GIVEN REPRESENTATION</w:t>
+            </w:r>
+          </w:p>
+        </w:tc>
+        <w:tc>
+          <w:tcPr>
+            <w:tcW w:type="dxa" w:w="3560"/>
+            <w:shd w:fill="EEF4F8" w:color="auto" w:val="clear"/>
+            <w:tcMar>
+              <w:top w:type="dxa" w:w="60"/>
+              <w:left w:type="dxa" w:w="100"/>
+              <w:bottom w:type="dxa" w:w="60"/>
+              <w:right w:type="dxa" w:w="100"/>
+            </w:tcMar>
+          </w:tcPr>
+          <w:p>
+            <w:pPr>
+              <w:spacing w:after="0" w:before="0"/>
+            </w:pPr>
+            <w:r>
+              <w:rPr>
+                <w:b/>
+                <w:bCs/>
+                <w:color w:val="0F2B3C"/>
+                <w:sz w:val="16"/>
+                <w:szCs w:val="16"/>
+              </w:rPr>
+              <w:t xml:space="preserve">WORKING SPACE / CALCULATION STEPS</w:t>
+            </w:r>
+          </w:p>
+        </w:tc>
+        <w:tc>
+          <w:tcPr>
+            <w:tcW w:type="dxa" w:w="3000"/>
+            <w:shd w:fill="FBF3E2" w:color="auto" w:val="clear"/>
+            <w:tcMar>
+              <w:top w:type="dxa" w:w="60"/>
+              <w:left w:type="dxa" w:w="100"/>
+              <w:bottom w:type="dxa" w:w="60"/>
+              <w:right w:type="dxa" w:w="100"/>
+            </w:tcMar>
+          </w:tcPr>
+          <w:p>
+            <w:pPr>
+              <w:spacing w:after="0" w:before="0"/>
+            </w:pPr>
+            <w:r>
+              <w:rPr>
+                <w:b/>
+                <w:bCs/>
+                <w:color w:val="7A5400"/>
+                <w:sz w:val="16"/>
+                <w:szCs w:val="16"/>
+              </w:rPr>
+              <w:t xml:space="preserve">EXPLAIN YOUR REASONING</w:t>
+            </w:r>
+          </w:p>
+        </w:tc>
+      </w:tr>
+      <w:tr>
+        <w:trPr>
+          <w:cantSplit/>
+        </w:trPr>
+        <w:tc>
+          <w:tcPr>
+            <w:tcW w:type="dxa" w:w="2800"/>
+            <w:tcMar>
+              <w:top w:type="dxa" w:w="80"/>
+              <w:left w:type="dxa" w:w="100"/>
+              <w:bottom w:type="dxa" w:w="80"/>
+              <w:right w:type="dxa" w:w="100"/>
+            </w:tcMar>
+            <w:vAlign w:val="top"/>
+          </w:tcPr>
+          <w:p>
+            <w:pPr>
+              <w:spacing w:after="40" w:before="0"/>
+            </w:pPr>
+            <w:r>
+              <w:rPr>
+                <w:b/>
+                <w:bCs/>
+                <w:color w:val="0F2B3C"/>
+                <w:sz w:val="20"/>
+                <w:szCs w:val="20"/>
+              </w:rPr>
+              <w:t xml:space="preserve">4.  In order, 9, 3, 5 is 3, 5, 9. What is the middle number?</w:t>
+            </w:r>
+          </w:p>
+          <w:p>
+            <w:pPr>
+              <w:spacing w:after="40" w:before="0"/>
+            </w:pPr>
+            <w:r>
+              <w:rPr>
+                <w:i/>
+                <w:iCs/>
+                <w:color w:val="3F4D5C"/>
+                <w:sz w:val="20"/>
+                <w:szCs w:val="20"/>
+              </w:rPr>
+              <w:t xml:space="preserve">D. En orden, 9, 3, 5 es 3, 5, 9. ¿Cuál es el número del medio?</w:t>
+            </w:r>
+          </w:p>
+        </w:tc>
+        <w:tc>
+          <w:tcPr>
+            <w:tcW w:type="dxa" w:w="3560"/>
+            <w:tcMar>
+              <w:top w:type="dxa" w:w="80"/>
+              <w:left w:type="dxa" w:w="100"/>
+              <w:bottom w:type="dxa" w:w="80"/>
+              <w:right w:type="dxa" w:w="100"/>
+            </w:tcMar>
+            <w:vAlign w:val="top"/>
+          </w:tcPr>
+          <w:p>
+            <w:pPr>
+              <w:spacing w:after="50" w:before="0"/>
+            </w:pPr>
+            <w:r>
+              <w:rPr>
+                <w:color w:val="BBBBBB"/>
+                <w:sz w:val="18"/>
+                <w:szCs w:val="18"/>
+              </w:rPr>
+              <w:t xml:space="preserve">____________________________</w:t>
+            </w:r>
+          </w:p>
+          <w:p>
+            <w:pPr>
+              <w:spacing w:after="50" w:before="0"/>
+            </w:pPr>
+            <w:r>
+              <w:rPr>
+                <w:color w:val="BBBBBB"/>
+                <w:sz w:val="18"/>
+                <w:szCs w:val="18"/>
+              </w:rPr>
+              <w:t xml:space="preserve">____________________________</w:t>
+            </w:r>
+          </w:p>
+          <w:p>
+            <w:pPr>
+              <w:spacing w:after="50" w:before="0"/>
+            </w:pPr>
+            <w:r>
+              <w:rPr>
+                <w:color w:val="BBBBBB"/>
+                <w:sz w:val="18"/>
+                <w:szCs w:val="18"/>
+              </w:rPr>
+              <w:t xml:space="preserve">____________________________</w:t>
+            </w:r>
+          </w:p>
+          <w:p>
+            <w:pPr>
+              <w:spacing w:after="50" w:before="0"/>
+            </w:pPr>
+            <w:r>
+              <w:rPr>
+                <w:color w:val="BBBBBB"/>
+                <w:sz w:val="18"/>
+                <w:szCs w:val="18"/>
+              </w:rPr>
+              <w:t xml:space="preserve">____________________________</w:t>
+            </w:r>
+          </w:p>
+        </w:tc>
+        <w:tc>
+          <w:tcPr>
+            <w:tcW w:type="dxa" w:w="3000"/>
+            <w:shd w:fill="FBF3E2" w:color="auto" w:val="clear"/>
+            <w:tcMar>
+              <w:top w:type="dxa" w:w="80"/>
+              <w:left w:type="dxa" w:w="100"/>
+              <w:bottom w:type="dxa" w:w="80"/>
+              <w:right w:type="dxa" w:w="100"/>
+            </w:tcMar>
+            <w:vAlign w:val="top"/>
+          </w:tcPr>
+          <w:p>
+            <w:pPr>
+              <w:spacing w:after="30" w:before="0"/>
+            </w:pPr>
+            <w:r>
+              <w:rPr>
+                <w:b/>
+                <w:bCs/>
+                <w:color w:val="0F2B3C"/>
+                <w:sz w:val="18"/>
+                <w:szCs w:val="18"/>
+              </w:rPr>
+              <w:t xml:space="preserve">Because... ________________</w:t>
+            </w:r>
+          </w:p>
+          <w:p>
+            <w:pPr>
+              <w:spacing w:after="50" w:before="0"/>
+            </w:pPr>
+            <w:r>
+              <w:rPr>
+                <w:color w:val="BBBBBB"/>
+                <w:sz w:val="18"/>
+                <w:szCs w:val="18"/>
+              </w:rPr>
+              <w:t xml:space="preserve">____________________________</w:t>
+            </w:r>
+          </w:p>
+          <w:p>
+            <w:pPr>
+              <w:spacing w:after="30" w:before="40"/>
+            </w:pPr>
+            <w:r>
+              <w:rPr>
+                <w:b/>
+                <w:bCs/>
+                <w:color w:val="1A6FB5"/>
+                <w:sz w:val="18"/>
+                <w:szCs w:val="18"/>
+              </w:rPr>
+              <w:t xml:space="preserve">Although... _______________</w:t>
+            </w:r>
+          </w:p>
+          <w:p>
+            <w:pPr>
+              <w:spacing w:after="50" w:before="0"/>
+            </w:pPr>
+            <w:r>
+              <w:rPr>
+                <w:color w:val="BBBBBB"/>
+                <w:sz w:val="18"/>
+                <w:szCs w:val="18"/>
+              </w:rPr>
+              <w:t xml:space="preserve">____________________________</w:t>
+            </w:r>
+          </w:p>
+          <w:p>
+            <w:pPr>
+              <w:spacing w:after="30" w:before="40"/>
+            </w:pPr>
+            <w:r>
+              <w:rPr>
+                <w:b/>
+                <w:bCs/>
+                <w:color w:val="7A5400"/>
+                <w:sz w:val="18"/>
+                <w:szCs w:val="18"/>
+              </w:rPr>
+              <w:t xml:space="preserve">Therefore... ______________</w:t>
+            </w:r>
+          </w:p>
+          <w:p>
+            <w:pPr>
+              <w:spacing w:after="50" w:before="0"/>
+            </w:pPr>
+            <w:r>
+              <w:rPr>
+                <w:color w:val="BBBBBB"/>
+                <w:sz w:val="18"/>
+                <w:szCs w:val="18"/>
+              </w:rPr>
+              <w:t xml:space="preserve">____________________________</w:t>
+            </w:r>
+          </w:p>
+        </w:tc>
+      </w:tr>
+    </w:tbl>
     <w:p>
       <w:pPr>
         <w:spacing w:after="60" w:before="0"/>
       </w:pPr>
       <w:r>
-        <w:rPr>
-          <w:i/>
-          <w:iCs/>
-          <w:color w:val="3F4D5C"/>
-          <w:sz w:val="20"/>
-          <w:szCs w:val="20"/>
-        </w:rPr>
-        <w:t xml:space="preserve">D. En orden, 9, 3, 5 es 3, 5, 9. ¿Cuál es el número del medio?</w:t>
-      </w:r>
-    </w:p>
-    <w:p>
-      <w:pPr>
-        <w:spacing w:after="80" w:before="0"/>
-      </w:pPr>
-      <w:r>
-        <w:rPr>
-          <w:color w:val="BBBBBB"/>
-        </w:rPr>
-        <w:t xml:space="preserve">____________________________________________________</w:t>
+        <w:t xml:space="preserve"/>
       </w:r>
     </w:p>
     <w:p>
@@ -366,169 +2612,1301 @@
         <w:t xml:space="preserve">Halla valores del medio y mitades.</w:t>
       </w:r>
     </w:p>
-    <w:p>
-      <w:pPr>
-        <w:spacing w:after="40" w:before="0"/>
-      </w:pPr>
-      <w:r>
-        <w:rPr>
-          <w:sz w:val="22"/>
-          <w:szCs w:val="22"/>
-        </w:rPr>
-        <w:t xml:space="preserve">1.  What is the median of 1, 4, 6, 9, 10?</w:t>
-      </w:r>
-    </w:p>
+    <w:tbl>
+      <w:tblPr>
+        <w:tblW w:type="dxa" w:w="9360"/>
+        <w:tblBorders>
+          <w:top w:val="single" w:color="C7D2DD" w:sz="6"/>
+          <w:left w:val="single" w:color="C7D2DD" w:sz="6"/>
+          <w:bottom w:val="single" w:color="C7D2DD" w:sz="6"/>
+          <w:right w:val="single" w:color="C7D2DD" w:sz="6"/>
+          <w:insideH w:val="single" w:color="C7D2DD" w:sz="6"/>
+          <w:insideV w:val="single" w:color="C7D2DD" w:sz="6"/>
+        </w:tblBorders>
+      </w:tblPr>
+      <w:tblGrid>
+        <w:gridCol w:w="2800"/>
+        <w:gridCol w:w="3560"/>
+        <w:gridCol w:w="3000"/>
+      </w:tblGrid>
+      <w:tr>
+        <w:trPr>
+          <w:cantSplit/>
+          <w:tblHeader/>
+        </w:trPr>
+        <w:tc>
+          <w:tcPr>
+            <w:tcW w:type="dxa" w:w="2800"/>
+            <w:shd w:fill="EEF4F8" w:color="auto" w:val="clear"/>
+            <w:tcMar>
+              <w:top w:type="dxa" w:w="60"/>
+              <w:left w:type="dxa" w:w="100"/>
+              <w:bottom w:type="dxa" w:w="60"/>
+              <w:right w:type="dxa" w:w="100"/>
+            </w:tcMar>
+          </w:tcPr>
+          <w:p>
+            <w:pPr>
+              <w:spacing w:after="0" w:before="0"/>
+            </w:pPr>
+            <w:r>
+              <w:rPr>
+                <w:b/>
+                <w:bCs/>
+                <w:color w:val="0F2B3C"/>
+                <w:sz w:val="16"/>
+                <w:szCs w:val="16"/>
+              </w:rPr>
+              <w:t xml:space="preserve">CORE PROBLEM / GIVEN REPRESENTATION</w:t>
+            </w:r>
+          </w:p>
+        </w:tc>
+        <w:tc>
+          <w:tcPr>
+            <w:tcW w:type="dxa" w:w="3560"/>
+            <w:shd w:fill="EEF4F8" w:color="auto" w:val="clear"/>
+            <w:tcMar>
+              <w:top w:type="dxa" w:w="60"/>
+              <w:left w:type="dxa" w:w="100"/>
+              <w:bottom w:type="dxa" w:w="60"/>
+              <w:right w:type="dxa" w:w="100"/>
+            </w:tcMar>
+          </w:tcPr>
+          <w:p>
+            <w:pPr>
+              <w:spacing w:after="0" w:before="0"/>
+            </w:pPr>
+            <w:r>
+              <w:rPr>
+                <w:b/>
+                <w:bCs/>
+                <w:color w:val="0F2B3C"/>
+                <w:sz w:val="16"/>
+                <w:szCs w:val="16"/>
+              </w:rPr>
+              <w:t xml:space="preserve">WORKING SPACE / CALCULATION STEPS</w:t>
+            </w:r>
+          </w:p>
+        </w:tc>
+        <w:tc>
+          <w:tcPr>
+            <w:tcW w:type="dxa" w:w="3000"/>
+            <w:shd w:fill="FBF3E2" w:color="auto" w:val="clear"/>
+            <w:tcMar>
+              <w:top w:type="dxa" w:w="60"/>
+              <w:left w:type="dxa" w:w="100"/>
+              <w:bottom w:type="dxa" w:w="60"/>
+              <w:right w:type="dxa" w:w="100"/>
+            </w:tcMar>
+          </w:tcPr>
+          <w:p>
+            <w:pPr>
+              <w:spacing w:after="0" w:before="0"/>
+            </w:pPr>
+            <w:r>
+              <w:rPr>
+                <w:b/>
+                <w:bCs/>
+                <w:color w:val="7A5400"/>
+                <w:sz w:val="16"/>
+                <w:szCs w:val="16"/>
+              </w:rPr>
+              <w:t xml:space="preserve">EXPLAIN YOUR REASONING</w:t>
+            </w:r>
+          </w:p>
+        </w:tc>
+      </w:tr>
+      <w:tr>
+        <w:trPr>
+          <w:cantSplit/>
+        </w:trPr>
+        <w:tc>
+          <w:tcPr>
+            <w:tcW w:type="dxa" w:w="2800"/>
+            <w:tcMar>
+              <w:top w:type="dxa" w:w="80"/>
+              <w:left w:type="dxa" w:w="100"/>
+              <w:bottom w:type="dxa" w:w="80"/>
+              <w:right w:type="dxa" w:w="100"/>
+            </w:tcMar>
+            <w:vAlign w:val="top"/>
+          </w:tcPr>
+          <w:p>
+            <w:pPr>
+              <w:spacing w:after="40" w:before="0"/>
+            </w:pPr>
+            <w:r>
+              <w:rPr>
+                <w:b/>
+                <w:bCs/>
+                <w:color w:val="0F2B3C"/>
+                <w:sz w:val="20"/>
+                <w:szCs w:val="20"/>
+              </w:rPr>
+              <w:t xml:space="preserve">1.  What is the median of 1, 4, 6, 9, 10?</w:t>
+            </w:r>
+          </w:p>
+          <w:p>
+            <w:pPr>
+              <w:spacing w:after="40" w:before="0"/>
+            </w:pPr>
+            <w:r>
+              <w:rPr>
+                <w:i/>
+                <w:iCs/>
+                <w:color w:val="3F4D5C"/>
+                <w:sz w:val="20"/>
+                <w:szCs w:val="20"/>
+              </w:rPr>
+              <w:t xml:space="preserve">A. ¿Cuál es la mediana de 1, 4, 6, 9, 10?</w:t>
+            </w:r>
+          </w:p>
+        </w:tc>
+        <w:tc>
+          <w:tcPr>
+            <w:tcW w:type="dxa" w:w="3560"/>
+            <w:tcMar>
+              <w:top w:type="dxa" w:w="80"/>
+              <w:left w:type="dxa" w:w="100"/>
+              <w:bottom w:type="dxa" w:w="80"/>
+              <w:right w:type="dxa" w:w="100"/>
+            </w:tcMar>
+            <w:vAlign w:val="top"/>
+          </w:tcPr>
+          <w:p>
+            <w:pPr>
+              <w:spacing w:after="50" w:before="0"/>
+            </w:pPr>
+            <w:r>
+              <w:rPr>
+                <w:color w:val="BBBBBB"/>
+                <w:sz w:val="18"/>
+                <w:szCs w:val="18"/>
+              </w:rPr>
+              <w:t xml:space="preserve">____________________________</w:t>
+            </w:r>
+          </w:p>
+          <w:p>
+            <w:pPr>
+              <w:spacing w:after="50" w:before="0"/>
+            </w:pPr>
+            <w:r>
+              <w:rPr>
+                <w:color w:val="BBBBBB"/>
+                <w:sz w:val="18"/>
+                <w:szCs w:val="18"/>
+              </w:rPr>
+              <w:t xml:space="preserve">____________________________</w:t>
+            </w:r>
+          </w:p>
+          <w:p>
+            <w:pPr>
+              <w:spacing w:after="50" w:before="0"/>
+            </w:pPr>
+            <w:r>
+              <w:rPr>
+                <w:color w:val="BBBBBB"/>
+                <w:sz w:val="18"/>
+                <w:szCs w:val="18"/>
+              </w:rPr>
+              <w:t xml:space="preserve">____________________________</w:t>
+            </w:r>
+          </w:p>
+          <w:p>
+            <w:pPr>
+              <w:spacing w:after="50" w:before="0"/>
+            </w:pPr>
+            <w:r>
+              <w:rPr>
+                <w:color w:val="BBBBBB"/>
+                <w:sz w:val="18"/>
+                <w:szCs w:val="18"/>
+              </w:rPr>
+              <w:t xml:space="preserve">____________________________</w:t>
+            </w:r>
+          </w:p>
+        </w:tc>
+        <w:tc>
+          <w:tcPr>
+            <w:tcW w:type="dxa" w:w="3000"/>
+            <w:shd w:fill="FBF3E2" w:color="auto" w:val="clear"/>
+            <w:tcMar>
+              <w:top w:type="dxa" w:w="80"/>
+              <w:left w:type="dxa" w:w="100"/>
+              <w:bottom w:type="dxa" w:w="80"/>
+              <w:right w:type="dxa" w:w="100"/>
+            </w:tcMar>
+            <w:vAlign w:val="top"/>
+          </w:tcPr>
+          <w:p>
+            <w:pPr>
+              <w:spacing w:after="30" w:before="0"/>
+            </w:pPr>
+            <w:r>
+              <w:rPr>
+                <w:b/>
+                <w:bCs/>
+                <w:color w:val="0F2B3C"/>
+                <w:sz w:val="18"/>
+                <w:szCs w:val="18"/>
+              </w:rPr>
+              <w:t xml:space="preserve">Because... ________________</w:t>
+            </w:r>
+          </w:p>
+          <w:p>
+            <w:pPr>
+              <w:spacing w:after="50" w:before="0"/>
+            </w:pPr>
+            <w:r>
+              <w:rPr>
+                <w:color w:val="BBBBBB"/>
+                <w:sz w:val="18"/>
+                <w:szCs w:val="18"/>
+              </w:rPr>
+              <w:t xml:space="preserve">____________________________</w:t>
+            </w:r>
+          </w:p>
+          <w:p>
+            <w:pPr>
+              <w:spacing w:after="30" w:before="40"/>
+            </w:pPr>
+            <w:r>
+              <w:rPr>
+                <w:b/>
+                <w:bCs/>
+                <w:color w:val="1A6FB5"/>
+                <w:sz w:val="18"/>
+                <w:szCs w:val="18"/>
+              </w:rPr>
+              <w:t xml:space="preserve">Although... _______________</w:t>
+            </w:r>
+          </w:p>
+          <w:p>
+            <w:pPr>
+              <w:spacing w:after="50" w:before="0"/>
+            </w:pPr>
+            <w:r>
+              <w:rPr>
+                <w:color w:val="BBBBBB"/>
+                <w:sz w:val="18"/>
+                <w:szCs w:val="18"/>
+              </w:rPr>
+              <w:t xml:space="preserve">____________________________</w:t>
+            </w:r>
+          </w:p>
+          <w:p>
+            <w:pPr>
+              <w:spacing w:after="30" w:before="40"/>
+            </w:pPr>
+            <w:r>
+              <w:rPr>
+                <w:b/>
+                <w:bCs/>
+                <w:color w:val="7A5400"/>
+                <w:sz w:val="18"/>
+                <w:szCs w:val="18"/>
+              </w:rPr>
+              <w:t xml:space="preserve">Therefore... ______________</w:t>
+            </w:r>
+          </w:p>
+          <w:p>
+            <w:pPr>
+              <w:spacing w:after="50" w:before="0"/>
+            </w:pPr>
+            <w:r>
+              <w:rPr>
+                <w:color w:val="BBBBBB"/>
+                <w:sz w:val="18"/>
+                <w:szCs w:val="18"/>
+              </w:rPr>
+              <w:t xml:space="preserve">____________________________</w:t>
+            </w:r>
+          </w:p>
+        </w:tc>
+      </w:tr>
+    </w:tbl>
     <w:p>
       <w:pPr>
         <w:spacing w:after="60" w:before="0"/>
       </w:pPr>
       <w:r>
-        <w:rPr>
-          <w:i/>
-          <w:iCs/>
-          <w:color w:val="3F4D5C"/>
-          <w:sz w:val="20"/>
-          <w:szCs w:val="20"/>
-        </w:rPr>
-        <w:t xml:space="preserve">A. ¿Cuál es la mediana de 1, 4, 6, 9, 10?</w:t>
-      </w:r>
-    </w:p>
-    <w:p>
-      <w:pPr>
-        <w:spacing w:after="80" w:before="0"/>
-      </w:pPr>
-      <w:r>
-        <w:rPr>
-          <w:color w:val="BBBBBB"/>
-        </w:rPr>
-        <w:t xml:space="preserve">____________________________________________________</w:t>
-      </w:r>
-    </w:p>
-    <w:p>
-      <w:pPr>
-        <w:spacing w:after="40" w:before="0"/>
-      </w:pPr>
-      <w:r>
-        <w:rPr>
-          <w:sz w:val="22"/>
-          <w:szCs w:val="22"/>
-        </w:rPr>
-        <w:t xml:space="preserve">2.  The list 2, 5, 6, 8, 9, 11, 14 has a median of 8. Which numbers are the lower half?</w:t>
-      </w:r>
-    </w:p>
+        <w:t xml:space="preserve"/>
+      </w:r>
+    </w:p>
+    <w:tbl>
+      <w:tblPr>
+        <w:tblW w:type="dxa" w:w="9360"/>
+        <w:tblBorders>
+          <w:top w:val="single" w:color="C7D2DD" w:sz="6"/>
+          <w:left w:val="single" w:color="C7D2DD" w:sz="6"/>
+          <w:bottom w:val="single" w:color="C7D2DD" w:sz="6"/>
+          <w:right w:val="single" w:color="C7D2DD" w:sz="6"/>
+          <w:insideH w:val="single" w:color="C7D2DD" w:sz="6"/>
+          <w:insideV w:val="single" w:color="C7D2DD" w:sz="6"/>
+        </w:tblBorders>
+      </w:tblPr>
+      <w:tblGrid>
+        <w:gridCol w:w="2800"/>
+        <w:gridCol w:w="3560"/>
+        <w:gridCol w:w="3000"/>
+      </w:tblGrid>
+      <w:tr>
+        <w:trPr>
+          <w:cantSplit/>
+          <w:tblHeader/>
+        </w:trPr>
+        <w:tc>
+          <w:tcPr>
+            <w:tcW w:type="dxa" w:w="2800"/>
+            <w:shd w:fill="EEF4F8" w:color="auto" w:val="clear"/>
+            <w:tcMar>
+              <w:top w:type="dxa" w:w="60"/>
+              <w:left w:type="dxa" w:w="100"/>
+              <w:bottom w:type="dxa" w:w="60"/>
+              <w:right w:type="dxa" w:w="100"/>
+            </w:tcMar>
+          </w:tcPr>
+          <w:p>
+            <w:pPr>
+              <w:spacing w:after="0" w:before="0"/>
+            </w:pPr>
+            <w:r>
+              <w:rPr>
+                <w:b/>
+                <w:bCs/>
+                <w:color w:val="0F2B3C"/>
+                <w:sz w:val="16"/>
+                <w:szCs w:val="16"/>
+              </w:rPr>
+              <w:t xml:space="preserve">CORE PROBLEM / GIVEN REPRESENTATION</w:t>
+            </w:r>
+          </w:p>
+        </w:tc>
+        <w:tc>
+          <w:tcPr>
+            <w:tcW w:type="dxa" w:w="3560"/>
+            <w:shd w:fill="EEF4F8" w:color="auto" w:val="clear"/>
+            <w:tcMar>
+              <w:top w:type="dxa" w:w="60"/>
+              <w:left w:type="dxa" w:w="100"/>
+              <w:bottom w:type="dxa" w:w="60"/>
+              <w:right w:type="dxa" w:w="100"/>
+            </w:tcMar>
+          </w:tcPr>
+          <w:p>
+            <w:pPr>
+              <w:spacing w:after="0" w:before="0"/>
+            </w:pPr>
+            <w:r>
+              <w:rPr>
+                <w:b/>
+                <w:bCs/>
+                <w:color w:val="0F2B3C"/>
+                <w:sz w:val="16"/>
+                <w:szCs w:val="16"/>
+              </w:rPr>
+              <w:t xml:space="preserve">WORKING SPACE / CALCULATION STEPS</w:t>
+            </w:r>
+          </w:p>
+        </w:tc>
+        <w:tc>
+          <w:tcPr>
+            <w:tcW w:type="dxa" w:w="3000"/>
+            <w:shd w:fill="FBF3E2" w:color="auto" w:val="clear"/>
+            <w:tcMar>
+              <w:top w:type="dxa" w:w="60"/>
+              <w:left w:type="dxa" w:w="100"/>
+              <w:bottom w:type="dxa" w:w="60"/>
+              <w:right w:type="dxa" w:w="100"/>
+            </w:tcMar>
+          </w:tcPr>
+          <w:p>
+            <w:pPr>
+              <w:spacing w:after="0" w:before="0"/>
+            </w:pPr>
+            <w:r>
+              <w:rPr>
+                <w:b/>
+                <w:bCs/>
+                <w:color w:val="7A5400"/>
+                <w:sz w:val="16"/>
+                <w:szCs w:val="16"/>
+              </w:rPr>
+              <w:t xml:space="preserve">EXPLAIN YOUR REASONING</w:t>
+            </w:r>
+          </w:p>
+        </w:tc>
+      </w:tr>
+      <w:tr>
+        <w:trPr>
+          <w:cantSplit/>
+        </w:trPr>
+        <w:tc>
+          <w:tcPr>
+            <w:tcW w:type="dxa" w:w="2800"/>
+            <w:tcMar>
+              <w:top w:type="dxa" w:w="80"/>
+              <w:left w:type="dxa" w:w="100"/>
+              <w:bottom w:type="dxa" w:w="80"/>
+              <w:right w:type="dxa" w:w="100"/>
+            </w:tcMar>
+            <w:vAlign w:val="top"/>
+          </w:tcPr>
+          <w:p>
+            <w:pPr>
+              <w:spacing w:after="40" w:before="0"/>
+            </w:pPr>
+            <w:r>
+              <w:rPr>
+                <w:b/>
+                <w:bCs/>
+                <w:color w:val="0F2B3C"/>
+                <w:sz w:val="20"/>
+                <w:szCs w:val="20"/>
+              </w:rPr>
+              <w:t xml:space="preserve">2.  The list 2, 5, 6, 8, 9, 11, 14 has a median of 8. Which numbers are the lower half?</w:t>
+            </w:r>
+          </w:p>
+          <w:p>
+            <w:pPr>
+              <w:spacing w:after="40" w:before="0"/>
+            </w:pPr>
+            <w:r>
+              <w:rPr>
+                <w:i/>
+                <w:iCs/>
+                <w:color w:val="3F4D5C"/>
+                <w:sz w:val="20"/>
+                <w:szCs w:val="20"/>
+              </w:rPr>
+              <w:t xml:space="preserve">B. La lista 2, 5, 6, 8, 9, 11, 14 tiene una mediana de 8. ¿Qué números forman la mitad inferior?</w:t>
+            </w:r>
+          </w:p>
+          <w:p>
+            <w:pPr>
+              <w:spacing w:after="0" w:before="0"/>
+            </w:pPr>
+            <w:r>
+              <w:rPr>
+                <w:color w:val="5E6E7E"/>
+                <w:sz w:val="18"/>
+                <w:szCs w:val="18"/>
+              </w:rPr>
+              <w:t xml:space="preserve">Choices: 2, 5, 6   /   2, 5, 6, 8   /   9, 11, 14   /   6, 8, 9</w:t>
+            </w:r>
+          </w:p>
+        </w:tc>
+        <w:tc>
+          <w:tcPr>
+            <w:tcW w:type="dxa" w:w="3560"/>
+            <w:tcMar>
+              <w:top w:type="dxa" w:w="80"/>
+              <w:left w:type="dxa" w:w="100"/>
+              <w:bottom w:type="dxa" w:w="80"/>
+              <w:right w:type="dxa" w:w="100"/>
+            </w:tcMar>
+            <w:vAlign w:val="top"/>
+          </w:tcPr>
+          <w:p>
+            <w:pPr>
+              <w:spacing w:after="50" w:before="0"/>
+            </w:pPr>
+            <w:r>
+              <w:rPr>
+                <w:color w:val="BBBBBB"/>
+                <w:sz w:val="18"/>
+                <w:szCs w:val="18"/>
+              </w:rPr>
+              <w:t xml:space="preserve">____________________________</w:t>
+            </w:r>
+          </w:p>
+          <w:p>
+            <w:pPr>
+              <w:spacing w:after="50" w:before="0"/>
+            </w:pPr>
+            <w:r>
+              <w:rPr>
+                <w:color w:val="BBBBBB"/>
+                <w:sz w:val="18"/>
+                <w:szCs w:val="18"/>
+              </w:rPr>
+              <w:t xml:space="preserve">____________________________</w:t>
+            </w:r>
+          </w:p>
+          <w:p>
+            <w:pPr>
+              <w:spacing w:after="50" w:before="0"/>
+            </w:pPr>
+            <w:r>
+              <w:rPr>
+                <w:color w:val="BBBBBB"/>
+                <w:sz w:val="18"/>
+                <w:szCs w:val="18"/>
+              </w:rPr>
+              <w:t xml:space="preserve">____________________________</w:t>
+            </w:r>
+          </w:p>
+          <w:p>
+            <w:pPr>
+              <w:spacing w:after="50" w:before="0"/>
+            </w:pPr>
+            <w:r>
+              <w:rPr>
+                <w:color w:val="BBBBBB"/>
+                <w:sz w:val="18"/>
+                <w:szCs w:val="18"/>
+              </w:rPr>
+              <w:t xml:space="preserve">____________________________</w:t>
+            </w:r>
+          </w:p>
+        </w:tc>
+        <w:tc>
+          <w:tcPr>
+            <w:tcW w:type="dxa" w:w="3000"/>
+            <w:shd w:fill="FBF3E2" w:color="auto" w:val="clear"/>
+            <w:tcMar>
+              <w:top w:type="dxa" w:w="80"/>
+              <w:left w:type="dxa" w:w="100"/>
+              <w:bottom w:type="dxa" w:w="80"/>
+              <w:right w:type="dxa" w:w="100"/>
+            </w:tcMar>
+            <w:vAlign w:val="top"/>
+          </w:tcPr>
+          <w:p>
+            <w:pPr>
+              <w:spacing w:after="30" w:before="0"/>
+            </w:pPr>
+            <w:r>
+              <w:rPr>
+                <w:b/>
+                <w:bCs/>
+                <w:color w:val="0F2B3C"/>
+                <w:sz w:val="18"/>
+                <w:szCs w:val="18"/>
+              </w:rPr>
+              <w:t xml:space="preserve">Because... ________________</w:t>
+            </w:r>
+          </w:p>
+          <w:p>
+            <w:pPr>
+              <w:spacing w:after="50" w:before="0"/>
+            </w:pPr>
+            <w:r>
+              <w:rPr>
+                <w:color w:val="BBBBBB"/>
+                <w:sz w:val="18"/>
+                <w:szCs w:val="18"/>
+              </w:rPr>
+              <w:t xml:space="preserve">____________________________</w:t>
+            </w:r>
+          </w:p>
+          <w:p>
+            <w:pPr>
+              <w:spacing w:after="30" w:before="40"/>
+            </w:pPr>
+            <w:r>
+              <w:rPr>
+                <w:b/>
+                <w:bCs/>
+                <w:color w:val="1A6FB5"/>
+                <w:sz w:val="18"/>
+                <w:szCs w:val="18"/>
+              </w:rPr>
+              <w:t xml:space="preserve">Although... _______________</w:t>
+            </w:r>
+          </w:p>
+          <w:p>
+            <w:pPr>
+              <w:spacing w:after="50" w:before="0"/>
+            </w:pPr>
+            <w:r>
+              <w:rPr>
+                <w:color w:val="BBBBBB"/>
+                <w:sz w:val="18"/>
+                <w:szCs w:val="18"/>
+              </w:rPr>
+              <w:t xml:space="preserve">____________________________</w:t>
+            </w:r>
+          </w:p>
+          <w:p>
+            <w:pPr>
+              <w:spacing w:after="30" w:before="40"/>
+            </w:pPr>
+            <w:r>
+              <w:rPr>
+                <w:b/>
+                <w:bCs/>
+                <w:color w:val="7A5400"/>
+                <w:sz w:val="18"/>
+                <w:szCs w:val="18"/>
+              </w:rPr>
+              <w:t xml:space="preserve">Therefore... ______________</w:t>
+            </w:r>
+          </w:p>
+          <w:p>
+            <w:pPr>
+              <w:spacing w:after="50" w:before="0"/>
+            </w:pPr>
+            <w:r>
+              <w:rPr>
+                <w:color w:val="BBBBBB"/>
+                <w:sz w:val="18"/>
+                <w:szCs w:val="18"/>
+              </w:rPr>
+              <w:t xml:space="preserve">____________________________</w:t>
+            </w:r>
+          </w:p>
+        </w:tc>
+      </w:tr>
+    </w:tbl>
     <w:p>
       <w:pPr>
         <w:spacing w:after="60" w:before="0"/>
       </w:pPr>
       <w:r>
-        <w:rPr>
-          <w:i/>
-          <w:iCs/>
-          <w:color w:val="3F4D5C"/>
-          <w:sz w:val="20"/>
-          <w:szCs w:val="20"/>
-        </w:rPr>
-        <w:t xml:space="preserve">B. La lista 2, 5, 6, 8, 9, 11, 14 tiene una mediana de 8. ¿Qué números forman la mitad inferior?</w:t>
-      </w:r>
-    </w:p>
-    <w:p>
-      <w:pPr>
-        <w:spacing w:after="40" w:before="0"/>
-      </w:pPr>
-      <w:r>
-        <w:rPr>
-          <w:color w:val="5E6E7E"/>
-          <w:sz w:val="20"/>
-          <w:szCs w:val="20"/>
-        </w:rPr>
-        <w:t xml:space="preserve">     choices: 2, 5, 6   /   2, 5, 6, 8   /   9, 11, 14   /   6, 8, 9</w:t>
-      </w:r>
-    </w:p>
-    <w:p>
-      <w:pPr>
-        <w:spacing w:after="80" w:before="0"/>
-      </w:pPr>
-      <w:r>
-        <w:rPr>
-          <w:color w:val="BBBBBB"/>
-        </w:rPr>
-        <w:t xml:space="preserve">____________________________________________________</w:t>
-      </w:r>
-    </w:p>
-    <w:p>
-      <w:pPr>
-        <w:spacing w:after="40" w:before="0"/>
-      </w:pPr>
-      <w:r>
-        <w:rPr>
-          <w:sz w:val="22"/>
-          <w:szCs w:val="22"/>
-        </w:rPr>
-        <w:t xml:space="preserve">3.  The upper half is 9, 11, 14. What is its middle number?</w:t>
-      </w:r>
-    </w:p>
+        <w:t xml:space="preserve"/>
+      </w:r>
+    </w:p>
+    <w:tbl>
+      <w:tblPr>
+        <w:tblW w:type="dxa" w:w="9360"/>
+        <w:tblBorders>
+          <w:top w:val="single" w:color="C7D2DD" w:sz="6"/>
+          <w:left w:val="single" w:color="C7D2DD" w:sz="6"/>
+          <w:bottom w:val="single" w:color="C7D2DD" w:sz="6"/>
+          <w:right w:val="single" w:color="C7D2DD" w:sz="6"/>
+          <w:insideH w:val="single" w:color="C7D2DD" w:sz="6"/>
+          <w:insideV w:val="single" w:color="C7D2DD" w:sz="6"/>
+        </w:tblBorders>
+      </w:tblPr>
+      <w:tblGrid>
+        <w:gridCol w:w="2800"/>
+        <w:gridCol w:w="3560"/>
+        <w:gridCol w:w="3000"/>
+      </w:tblGrid>
+      <w:tr>
+        <w:trPr>
+          <w:cantSplit/>
+          <w:tblHeader/>
+        </w:trPr>
+        <w:tc>
+          <w:tcPr>
+            <w:tcW w:type="dxa" w:w="2800"/>
+            <w:shd w:fill="EEF4F8" w:color="auto" w:val="clear"/>
+            <w:tcMar>
+              <w:top w:type="dxa" w:w="60"/>
+              <w:left w:type="dxa" w:w="100"/>
+              <w:bottom w:type="dxa" w:w="60"/>
+              <w:right w:type="dxa" w:w="100"/>
+            </w:tcMar>
+          </w:tcPr>
+          <w:p>
+            <w:pPr>
+              <w:spacing w:after="0" w:before="0"/>
+            </w:pPr>
+            <w:r>
+              <w:rPr>
+                <w:b/>
+                <w:bCs/>
+                <w:color w:val="0F2B3C"/>
+                <w:sz w:val="16"/>
+                <w:szCs w:val="16"/>
+              </w:rPr>
+              <w:t xml:space="preserve">CORE PROBLEM / GIVEN REPRESENTATION</w:t>
+            </w:r>
+          </w:p>
+        </w:tc>
+        <w:tc>
+          <w:tcPr>
+            <w:tcW w:type="dxa" w:w="3560"/>
+            <w:shd w:fill="EEF4F8" w:color="auto" w:val="clear"/>
+            <w:tcMar>
+              <w:top w:type="dxa" w:w="60"/>
+              <w:left w:type="dxa" w:w="100"/>
+              <w:bottom w:type="dxa" w:w="60"/>
+              <w:right w:type="dxa" w:w="100"/>
+            </w:tcMar>
+          </w:tcPr>
+          <w:p>
+            <w:pPr>
+              <w:spacing w:after="0" w:before="0"/>
+            </w:pPr>
+            <w:r>
+              <w:rPr>
+                <w:b/>
+                <w:bCs/>
+                <w:color w:val="0F2B3C"/>
+                <w:sz w:val="16"/>
+                <w:szCs w:val="16"/>
+              </w:rPr>
+              <w:t xml:space="preserve">WORKING SPACE / CALCULATION STEPS</w:t>
+            </w:r>
+          </w:p>
+        </w:tc>
+        <w:tc>
+          <w:tcPr>
+            <w:tcW w:type="dxa" w:w="3000"/>
+            <w:shd w:fill="FBF3E2" w:color="auto" w:val="clear"/>
+            <w:tcMar>
+              <w:top w:type="dxa" w:w="60"/>
+              <w:left w:type="dxa" w:w="100"/>
+              <w:bottom w:type="dxa" w:w="60"/>
+              <w:right w:type="dxa" w:w="100"/>
+            </w:tcMar>
+          </w:tcPr>
+          <w:p>
+            <w:pPr>
+              <w:spacing w:after="0" w:before="0"/>
+            </w:pPr>
+            <w:r>
+              <w:rPr>
+                <w:b/>
+                <w:bCs/>
+                <w:color w:val="7A5400"/>
+                <w:sz w:val="16"/>
+                <w:szCs w:val="16"/>
+              </w:rPr>
+              <w:t xml:space="preserve">EXPLAIN YOUR REASONING</w:t>
+            </w:r>
+          </w:p>
+        </w:tc>
+      </w:tr>
+      <w:tr>
+        <w:trPr>
+          <w:cantSplit/>
+        </w:trPr>
+        <w:tc>
+          <w:tcPr>
+            <w:tcW w:type="dxa" w:w="2800"/>
+            <w:tcMar>
+              <w:top w:type="dxa" w:w="80"/>
+              <w:left w:type="dxa" w:w="100"/>
+              <w:bottom w:type="dxa" w:w="80"/>
+              <w:right w:type="dxa" w:w="100"/>
+            </w:tcMar>
+            <w:vAlign w:val="top"/>
+          </w:tcPr>
+          <w:p>
+            <w:pPr>
+              <w:spacing w:after="40" w:before="0"/>
+            </w:pPr>
+            <w:r>
+              <w:rPr>
+                <w:b/>
+                <w:bCs/>
+                <w:color w:val="0F2B3C"/>
+                <w:sz w:val="20"/>
+                <w:szCs w:val="20"/>
+              </w:rPr>
+              <w:t xml:space="preserve">3.  The upper half is 9, 11, 14. What is its middle number?</w:t>
+            </w:r>
+          </w:p>
+          <w:p>
+            <w:pPr>
+              <w:spacing w:after="40" w:before="0"/>
+            </w:pPr>
+            <w:r>
+              <w:rPr>
+                <w:i/>
+                <w:iCs/>
+                <w:color w:val="3F4D5C"/>
+                <w:sz w:val="20"/>
+                <w:szCs w:val="20"/>
+              </w:rPr>
+              <w:t xml:space="preserve">C. La mitad superior es 9, 11, 14. ¿Cuál es su número del medio?</w:t>
+            </w:r>
+          </w:p>
+        </w:tc>
+        <w:tc>
+          <w:tcPr>
+            <w:tcW w:type="dxa" w:w="3560"/>
+            <w:tcMar>
+              <w:top w:type="dxa" w:w="80"/>
+              <w:left w:type="dxa" w:w="100"/>
+              <w:bottom w:type="dxa" w:w="80"/>
+              <w:right w:type="dxa" w:w="100"/>
+            </w:tcMar>
+            <w:vAlign w:val="top"/>
+          </w:tcPr>
+          <w:p>
+            <w:pPr>
+              <w:spacing w:after="50" w:before="0"/>
+            </w:pPr>
+            <w:r>
+              <w:rPr>
+                <w:color w:val="BBBBBB"/>
+                <w:sz w:val="18"/>
+                <w:szCs w:val="18"/>
+              </w:rPr>
+              <w:t xml:space="preserve">____________________________</w:t>
+            </w:r>
+          </w:p>
+          <w:p>
+            <w:pPr>
+              <w:spacing w:after="50" w:before="0"/>
+            </w:pPr>
+            <w:r>
+              <w:rPr>
+                <w:color w:val="BBBBBB"/>
+                <w:sz w:val="18"/>
+                <w:szCs w:val="18"/>
+              </w:rPr>
+              <w:t xml:space="preserve">____________________________</w:t>
+            </w:r>
+          </w:p>
+          <w:p>
+            <w:pPr>
+              <w:spacing w:after="50" w:before="0"/>
+            </w:pPr>
+            <w:r>
+              <w:rPr>
+                <w:color w:val="BBBBBB"/>
+                <w:sz w:val="18"/>
+                <w:szCs w:val="18"/>
+              </w:rPr>
+              <w:t xml:space="preserve">____________________________</w:t>
+            </w:r>
+          </w:p>
+          <w:p>
+            <w:pPr>
+              <w:spacing w:after="50" w:before="0"/>
+            </w:pPr>
+            <w:r>
+              <w:rPr>
+                <w:color w:val="BBBBBB"/>
+                <w:sz w:val="18"/>
+                <w:szCs w:val="18"/>
+              </w:rPr>
+              <w:t xml:space="preserve">____________________________</w:t>
+            </w:r>
+          </w:p>
+        </w:tc>
+        <w:tc>
+          <w:tcPr>
+            <w:tcW w:type="dxa" w:w="3000"/>
+            <w:shd w:fill="FBF3E2" w:color="auto" w:val="clear"/>
+            <w:tcMar>
+              <w:top w:type="dxa" w:w="80"/>
+              <w:left w:type="dxa" w:w="100"/>
+              <w:bottom w:type="dxa" w:w="80"/>
+              <w:right w:type="dxa" w:w="100"/>
+            </w:tcMar>
+            <w:vAlign w:val="top"/>
+          </w:tcPr>
+          <w:p>
+            <w:pPr>
+              <w:spacing w:after="30" w:before="0"/>
+            </w:pPr>
+            <w:r>
+              <w:rPr>
+                <w:b/>
+                <w:bCs/>
+                <w:color w:val="0F2B3C"/>
+                <w:sz w:val="18"/>
+                <w:szCs w:val="18"/>
+              </w:rPr>
+              <w:t xml:space="preserve">Because... ________________</w:t>
+            </w:r>
+          </w:p>
+          <w:p>
+            <w:pPr>
+              <w:spacing w:after="50" w:before="0"/>
+            </w:pPr>
+            <w:r>
+              <w:rPr>
+                <w:color w:val="BBBBBB"/>
+                <w:sz w:val="18"/>
+                <w:szCs w:val="18"/>
+              </w:rPr>
+              <w:t xml:space="preserve">____________________________</w:t>
+            </w:r>
+          </w:p>
+          <w:p>
+            <w:pPr>
+              <w:spacing w:after="30" w:before="40"/>
+            </w:pPr>
+            <w:r>
+              <w:rPr>
+                <w:b/>
+                <w:bCs/>
+                <w:color w:val="1A6FB5"/>
+                <w:sz w:val="18"/>
+                <w:szCs w:val="18"/>
+              </w:rPr>
+              <w:t xml:space="preserve">Although... _______________</w:t>
+            </w:r>
+          </w:p>
+          <w:p>
+            <w:pPr>
+              <w:spacing w:after="50" w:before="0"/>
+            </w:pPr>
+            <w:r>
+              <w:rPr>
+                <w:color w:val="BBBBBB"/>
+                <w:sz w:val="18"/>
+                <w:szCs w:val="18"/>
+              </w:rPr>
+              <w:t xml:space="preserve">____________________________</w:t>
+            </w:r>
+          </w:p>
+          <w:p>
+            <w:pPr>
+              <w:spacing w:after="30" w:before="40"/>
+            </w:pPr>
+            <w:r>
+              <w:rPr>
+                <w:b/>
+                <w:bCs/>
+                <w:color w:val="7A5400"/>
+                <w:sz w:val="18"/>
+                <w:szCs w:val="18"/>
+              </w:rPr>
+              <w:t xml:space="preserve">Therefore... ______________</w:t>
+            </w:r>
+          </w:p>
+          <w:p>
+            <w:pPr>
+              <w:spacing w:after="50" w:before="0"/>
+            </w:pPr>
+            <w:r>
+              <w:rPr>
+                <w:color w:val="BBBBBB"/>
+                <w:sz w:val="18"/>
+                <w:szCs w:val="18"/>
+              </w:rPr>
+              <w:t xml:space="preserve">____________________________</w:t>
+            </w:r>
+          </w:p>
+        </w:tc>
+      </w:tr>
+    </w:tbl>
     <w:p>
       <w:pPr>
         <w:spacing w:after="60" w:before="0"/>
       </w:pPr>
       <w:r>
-        <w:rPr>
-          <w:i/>
-          <w:iCs/>
-          <w:color w:val="3F4D5C"/>
-          <w:sz w:val="20"/>
-          <w:szCs w:val="20"/>
-        </w:rPr>
-        <w:t xml:space="preserve">C. La mitad superior es 9, 11, 14. ¿Cuál es su número del medio?</w:t>
-      </w:r>
-    </w:p>
-    <w:p>
-      <w:pPr>
-        <w:spacing w:after="80" w:before="0"/>
-      </w:pPr>
-      <w:r>
-        <w:rPr>
-          <w:color w:val="BBBBBB"/>
-        </w:rPr>
-        <w:t xml:space="preserve">____________________________________________________</w:t>
-      </w:r>
-    </w:p>
-    <w:p>
-      <w:pPr>
-        <w:spacing w:after="40" w:before="0"/>
-      </w:pPr>
-      <w:r>
-        <w:rPr>
-          <w:sz w:val="22"/>
-          <w:szCs w:val="22"/>
-        </w:rPr>
-        <w:t xml:space="preserve">4.  A data set goes from a least value of 12 to a greatest value of 30. What is 30 − 12?</w:t>
-      </w:r>
-    </w:p>
+        <w:t xml:space="preserve"/>
+      </w:r>
+    </w:p>
+    <w:tbl>
+      <w:tblPr>
+        <w:tblW w:type="dxa" w:w="9360"/>
+        <w:tblBorders>
+          <w:top w:val="single" w:color="C7D2DD" w:sz="6"/>
+          <w:left w:val="single" w:color="C7D2DD" w:sz="6"/>
+          <w:bottom w:val="single" w:color="C7D2DD" w:sz="6"/>
+          <w:right w:val="single" w:color="C7D2DD" w:sz="6"/>
+          <w:insideH w:val="single" w:color="C7D2DD" w:sz="6"/>
+          <w:insideV w:val="single" w:color="C7D2DD" w:sz="6"/>
+        </w:tblBorders>
+      </w:tblPr>
+      <w:tblGrid>
+        <w:gridCol w:w="2800"/>
+        <w:gridCol w:w="3560"/>
+        <w:gridCol w:w="3000"/>
+      </w:tblGrid>
+      <w:tr>
+        <w:trPr>
+          <w:cantSplit/>
+          <w:tblHeader/>
+        </w:trPr>
+        <w:tc>
+          <w:tcPr>
+            <w:tcW w:type="dxa" w:w="2800"/>
+            <w:shd w:fill="EEF4F8" w:color="auto" w:val="clear"/>
+            <w:tcMar>
+              <w:top w:type="dxa" w:w="60"/>
+              <w:left w:type="dxa" w:w="100"/>
+              <w:bottom w:type="dxa" w:w="60"/>
+              <w:right w:type="dxa" w:w="100"/>
+            </w:tcMar>
+          </w:tcPr>
+          <w:p>
+            <w:pPr>
+              <w:spacing w:after="0" w:before="0"/>
+            </w:pPr>
+            <w:r>
+              <w:rPr>
+                <w:b/>
+                <w:bCs/>
+                <w:color w:val="0F2B3C"/>
+                <w:sz w:val="16"/>
+                <w:szCs w:val="16"/>
+              </w:rPr>
+              <w:t xml:space="preserve">CORE PROBLEM / GIVEN REPRESENTATION</w:t>
+            </w:r>
+          </w:p>
+        </w:tc>
+        <w:tc>
+          <w:tcPr>
+            <w:tcW w:type="dxa" w:w="3560"/>
+            <w:shd w:fill="EEF4F8" w:color="auto" w:val="clear"/>
+            <w:tcMar>
+              <w:top w:type="dxa" w:w="60"/>
+              <w:left w:type="dxa" w:w="100"/>
+              <w:bottom w:type="dxa" w:w="60"/>
+              <w:right w:type="dxa" w:w="100"/>
+            </w:tcMar>
+          </w:tcPr>
+          <w:p>
+            <w:pPr>
+              <w:spacing w:after="0" w:before="0"/>
+            </w:pPr>
+            <w:r>
+              <w:rPr>
+                <w:b/>
+                <w:bCs/>
+                <w:color w:val="0F2B3C"/>
+                <w:sz w:val="16"/>
+                <w:szCs w:val="16"/>
+              </w:rPr>
+              <w:t xml:space="preserve">WORKING SPACE / CALCULATION STEPS</w:t>
+            </w:r>
+          </w:p>
+        </w:tc>
+        <w:tc>
+          <w:tcPr>
+            <w:tcW w:type="dxa" w:w="3000"/>
+            <w:shd w:fill="FBF3E2" w:color="auto" w:val="clear"/>
+            <w:tcMar>
+              <w:top w:type="dxa" w:w="60"/>
+              <w:left w:type="dxa" w:w="100"/>
+              <w:bottom w:type="dxa" w:w="60"/>
+              <w:right w:type="dxa" w:w="100"/>
+            </w:tcMar>
+          </w:tcPr>
+          <w:p>
+            <w:pPr>
+              <w:spacing w:after="0" w:before="0"/>
+            </w:pPr>
+            <w:r>
+              <w:rPr>
+                <w:b/>
+                <w:bCs/>
+                <w:color w:val="7A5400"/>
+                <w:sz w:val="16"/>
+                <w:szCs w:val="16"/>
+              </w:rPr>
+              <w:t xml:space="preserve">EXPLAIN YOUR REASONING</w:t>
+            </w:r>
+          </w:p>
+        </w:tc>
+      </w:tr>
+      <w:tr>
+        <w:trPr>
+          <w:cantSplit/>
+        </w:trPr>
+        <w:tc>
+          <w:tcPr>
+            <w:tcW w:type="dxa" w:w="2800"/>
+            <w:tcMar>
+              <w:top w:type="dxa" w:w="80"/>
+              <w:left w:type="dxa" w:w="100"/>
+              <w:bottom w:type="dxa" w:w="80"/>
+              <w:right w:type="dxa" w:w="100"/>
+            </w:tcMar>
+            <w:vAlign w:val="top"/>
+          </w:tcPr>
+          <w:p>
+            <w:pPr>
+              <w:spacing w:after="40" w:before="0"/>
+            </w:pPr>
+            <w:r>
+              <w:rPr>
+                <w:b/>
+                <w:bCs/>
+                <w:color w:val="0F2B3C"/>
+                <w:sz w:val="20"/>
+                <w:szCs w:val="20"/>
+              </w:rPr>
+              <w:t xml:space="preserve">4.  A data set goes from a least value of 12 to a greatest value of 30. What is 30 − 12?</w:t>
+            </w:r>
+          </w:p>
+          <w:p>
+            <w:pPr>
+              <w:spacing w:after="40" w:before="0"/>
+            </w:pPr>
+            <w:r>
+              <w:rPr>
+                <w:i/>
+                <w:iCs/>
+                <w:color w:val="3F4D5C"/>
+                <w:sz w:val="20"/>
+                <w:szCs w:val="20"/>
+              </w:rPr>
+              <w:t xml:space="preserve">D. Un conjunto de datos va de un valor menor de 12 a un valor mayor de 30. ¿Cuánto es 30 − 12?</w:t>
+            </w:r>
+          </w:p>
+        </w:tc>
+        <w:tc>
+          <w:tcPr>
+            <w:tcW w:type="dxa" w:w="3560"/>
+            <w:tcMar>
+              <w:top w:type="dxa" w:w="80"/>
+              <w:left w:type="dxa" w:w="100"/>
+              <w:bottom w:type="dxa" w:w="80"/>
+              <w:right w:type="dxa" w:w="100"/>
+            </w:tcMar>
+            <w:vAlign w:val="top"/>
+          </w:tcPr>
+          <w:p>
+            <w:pPr>
+              <w:spacing w:after="50" w:before="0"/>
+            </w:pPr>
+            <w:r>
+              <w:rPr>
+                <w:color w:val="BBBBBB"/>
+                <w:sz w:val="18"/>
+                <w:szCs w:val="18"/>
+              </w:rPr>
+              <w:t xml:space="preserve">____________________________</w:t>
+            </w:r>
+          </w:p>
+          <w:p>
+            <w:pPr>
+              <w:spacing w:after="50" w:before="0"/>
+            </w:pPr>
+            <w:r>
+              <w:rPr>
+                <w:color w:val="BBBBBB"/>
+                <w:sz w:val="18"/>
+                <w:szCs w:val="18"/>
+              </w:rPr>
+              <w:t xml:space="preserve">____________________________</w:t>
+            </w:r>
+          </w:p>
+          <w:p>
+            <w:pPr>
+              <w:spacing w:after="50" w:before="0"/>
+            </w:pPr>
+            <w:r>
+              <w:rPr>
+                <w:color w:val="BBBBBB"/>
+                <w:sz w:val="18"/>
+                <w:szCs w:val="18"/>
+              </w:rPr>
+              <w:t xml:space="preserve">____________________________</w:t>
+            </w:r>
+          </w:p>
+          <w:p>
+            <w:pPr>
+              <w:spacing w:after="50" w:before="0"/>
+            </w:pPr>
+            <w:r>
+              <w:rPr>
+                <w:color w:val="BBBBBB"/>
+                <w:sz w:val="18"/>
+                <w:szCs w:val="18"/>
+              </w:rPr>
+              <w:t xml:space="preserve">____________________________</w:t>
+            </w:r>
+          </w:p>
+        </w:tc>
+        <w:tc>
+          <w:tcPr>
+            <w:tcW w:type="dxa" w:w="3000"/>
+            <w:shd w:fill="FBF3E2" w:color="auto" w:val="clear"/>
+            <w:tcMar>
+              <w:top w:type="dxa" w:w="80"/>
+              <w:left w:type="dxa" w:w="100"/>
+              <w:bottom w:type="dxa" w:w="80"/>
+              <w:right w:type="dxa" w:w="100"/>
+            </w:tcMar>
+            <w:vAlign w:val="top"/>
+          </w:tcPr>
+          <w:p>
+            <w:pPr>
+              <w:spacing w:after="30" w:before="0"/>
+            </w:pPr>
+            <w:r>
+              <w:rPr>
+                <w:b/>
+                <w:bCs/>
+                <w:color w:val="0F2B3C"/>
+                <w:sz w:val="18"/>
+                <w:szCs w:val="18"/>
+              </w:rPr>
+              <w:t xml:space="preserve">Because... ________________</w:t>
+            </w:r>
+          </w:p>
+          <w:p>
+            <w:pPr>
+              <w:spacing w:after="50" w:before="0"/>
+            </w:pPr>
+            <w:r>
+              <w:rPr>
+                <w:color w:val="BBBBBB"/>
+                <w:sz w:val="18"/>
+                <w:szCs w:val="18"/>
+              </w:rPr>
+              <w:t xml:space="preserve">____________________________</w:t>
+            </w:r>
+          </w:p>
+          <w:p>
+            <w:pPr>
+              <w:spacing w:after="30" w:before="40"/>
+            </w:pPr>
+            <w:r>
+              <w:rPr>
+                <w:b/>
+                <w:bCs/>
+                <w:color w:val="1A6FB5"/>
+                <w:sz w:val="18"/>
+                <w:szCs w:val="18"/>
+              </w:rPr>
+              <w:t xml:space="preserve">Although... _______________</w:t>
+            </w:r>
+          </w:p>
+          <w:p>
+            <w:pPr>
+              <w:spacing w:after="50" w:before="0"/>
+            </w:pPr>
+            <w:r>
+              <w:rPr>
+                <w:color w:val="BBBBBB"/>
+                <w:sz w:val="18"/>
+                <w:szCs w:val="18"/>
+              </w:rPr>
+              <w:t xml:space="preserve">____________________________</w:t>
+            </w:r>
+          </w:p>
+          <w:p>
+            <w:pPr>
+              <w:spacing w:after="30" w:before="40"/>
+            </w:pPr>
+            <w:r>
+              <w:rPr>
+                <w:b/>
+                <w:bCs/>
+                <w:color w:val="7A5400"/>
+                <w:sz w:val="18"/>
+                <w:szCs w:val="18"/>
+              </w:rPr>
+              <w:t xml:space="preserve">Therefore... ______________</w:t>
+            </w:r>
+          </w:p>
+          <w:p>
+            <w:pPr>
+              <w:spacing w:after="50" w:before="0"/>
+            </w:pPr>
+            <w:r>
+              <w:rPr>
+                <w:color w:val="BBBBBB"/>
+                <w:sz w:val="18"/>
+                <w:szCs w:val="18"/>
+              </w:rPr>
+              <w:t xml:space="preserve">____________________________</w:t>
+            </w:r>
+          </w:p>
+        </w:tc>
+      </w:tr>
+    </w:tbl>
     <w:p>
       <w:pPr>
         <w:spacing w:after="60" w:before="0"/>
       </w:pPr>
       <w:r>
-        <w:rPr>
-          <w:i/>
-          <w:iCs/>
-          <w:color w:val="3F4D5C"/>
-          <w:sz w:val="20"/>
-          <w:szCs w:val="20"/>
-        </w:rPr>
-        <w:t xml:space="preserve">D. Un conjunto de datos va de un valor menor de 12 a un valor mayor de 30. ¿Cuánto es 30 − 12?</w:t>
-      </w:r>
-    </w:p>
-    <w:p>
-      <w:pPr>
-        <w:spacing w:after="80" w:before="0"/>
-      </w:pPr>
-      <w:r>
-        <w:rPr>
-          <w:color w:val="BBBBBB"/>
-        </w:rPr>
-        <w:t xml:space="preserve">____________________________________________________</w:t>
+        <w:t xml:space="preserve"/>
       </w:r>
     </w:p>
     <w:p>
@@ -575,118 +3953,967 @@
         <w:t xml:space="preserve">Divide, halla los valores del medio y resta.</w:t>
       </w:r>
     </w:p>
-    <w:p>
-      <w:pPr>
-        <w:spacing w:after="40" w:before="0"/>
-      </w:pPr>
-      <w:r>
-        <w:rPr>
-          <w:sz w:val="22"/>
-          <w:szCs w:val="22"/>
-        </w:rPr>
-        <w:t xml:space="preserve">1.  Data in order: 3, 4, 7, 8, 10, 12, 15. Find the middle of the lower half and the middle of the upper half. What is upper middle − lower middle?</w:t>
-      </w:r>
-    </w:p>
+    <w:tbl>
+      <w:tblPr>
+        <w:tblW w:type="dxa" w:w="9360"/>
+        <w:tblBorders>
+          <w:top w:val="single" w:color="C7D2DD" w:sz="6"/>
+          <w:left w:val="single" w:color="C7D2DD" w:sz="6"/>
+          <w:bottom w:val="single" w:color="C7D2DD" w:sz="6"/>
+          <w:right w:val="single" w:color="C7D2DD" w:sz="6"/>
+          <w:insideH w:val="single" w:color="C7D2DD" w:sz="6"/>
+          <w:insideV w:val="single" w:color="C7D2DD" w:sz="6"/>
+        </w:tblBorders>
+      </w:tblPr>
+      <w:tblGrid>
+        <w:gridCol w:w="2800"/>
+        <w:gridCol w:w="3560"/>
+        <w:gridCol w:w="3000"/>
+      </w:tblGrid>
+      <w:tr>
+        <w:trPr>
+          <w:cantSplit/>
+          <w:tblHeader/>
+        </w:trPr>
+        <w:tc>
+          <w:tcPr>
+            <w:tcW w:type="dxa" w:w="2800"/>
+            <w:shd w:fill="EEF4F8" w:color="auto" w:val="clear"/>
+            <w:tcMar>
+              <w:top w:type="dxa" w:w="60"/>
+              <w:left w:type="dxa" w:w="100"/>
+              <w:bottom w:type="dxa" w:w="60"/>
+              <w:right w:type="dxa" w:w="100"/>
+            </w:tcMar>
+          </w:tcPr>
+          <w:p>
+            <w:pPr>
+              <w:spacing w:after="0" w:before="0"/>
+            </w:pPr>
+            <w:r>
+              <w:rPr>
+                <w:b/>
+                <w:bCs/>
+                <w:color w:val="0F2B3C"/>
+                <w:sz w:val="16"/>
+                <w:szCs w:val="16"/>
+              </w:rPr>
+              <w:t xml:space="preserve">CORE PROBLEM / GIVEN REPRESENTATION</w:t>
+            </w:r>
+          </w:p>
+        </w:tc>
+        <w:tc>
+          <w:tcPr>
+            <w:tcW w:type="dxa" w:w="3560"/>
+            <w:shd w:fill="EEF4F8" w:color="auto" w:val="clear"/>
+            <w:tcMar>
+              <w:top w:type="dxa" w:w="60"/>
+              <w:left w:type="dxa" w:w="100"/>
+              <w:bottom w:type="dxa" w:w="60"/>
+              <w:right w:type="dxa" w:w="100"/>
+            </w:tcMar>
+          </w:tcPr>
+          <w:p>
+            <w:pPr>
+              <w:spacing w:after="0" w:before="0"/>
+            </w:pPr>
+            <w:r>
+              <w:rPr>
+                <w:b/>
+                <w:bCs/>
+                <w:color w:val="0F2B3C"/>
+                <w:sz w:val="16"/>
+                <w:szCs w:val="16"/>
+              </w:rPr>
+              <w:t xml:space="preserve">WORKING SPACE / CALCULATION STEPS</w:t>
+            </w:r>
+          </w:p>
+        </w:tc>
+        <w:tc>
+          <w:tcPr>
+            <w:tcW w:type="dxa" w:w="3000"/>
+            <w:shd w:fill="FBF3E2" w:color="auto" w:val="clear"/>
+            <w:tcMar>
+              <w:top w:type="dxa" w:w="60"/>
+              <w:left w:type="dxa" w:w="100"/>
+              <w:bottom w:type="dxa" w:w="60"/>
+              <w:right w:type="dxa" w:w="100"/>
+            </w:tcMar>
+          </w:tcPr>
+          <w:p>
+            <w:pPr>
+              <w:spacing w:after="0" w:before="0"/>
+            </w:pPr>
+            <w:r>
+              <w:rPr>
+                <w:b/>
+                <w:bCs/>
+                <w:color w:val="7A5400"/>
+                <w:sz w:val="16"/>
+                <w:szCs w:val="16"/>
+              </w:rPr>
+              <w:t xml:space="preserve">EXPLAIN YOUR REASONING</w:t>
+            </w:r>
+          </w:p>
+        </w:tc>
+      </w:tr>
+      <w:tr>
+        <w:trPr>
+          <w:cantSplit/>
+        </w:trPr>
+        <w:tc>
+          <w:tcPr>
+            <w:tcW w:type="dxa" w:w="2800"/>
+            <w:tcMar>
+              <w:top w:type="dxa" w:w="80"/>
+              <w:left w:type="dxa" w:w="100"/>
+              <w:bottom w:type="dxa" w:w="80"/>
+              <w:right w:type="dxa" w:w="100"/>
+            </w:tcMar>
+            <w:vAlign w:val="top"/>
+          </w:tcPr>
+          <w:p>
+            <w:pPr>
+              <w:spacing w:after="40" w:before="0"/>
+            </w:pPr>
+            <w:r>
+              <w:rPr>
+                <w:b/>
+                <w:bCs/>
+                <w:color w:val="0F2B3C"/>
+                <w:sz w:val="20"/>
+                <w:szCs w:val="20"/>
+              </w:rPr>
+              <w:t xml:space="preserve">1.  Data in order: 3, 4, 7, 8, 10, 12, 15. Find the middle of the lower half and the middle of the upper half. What is upper middle − lower middle?</w:t>
+            </w:r>
+          </w:p>
+          <w:p>
+            <w:pPr>
+              <w:spacing w:after="40" w:before="0"/>
+            </w:pPr>
+            <w:r>
+              <w:rPr>
+                <w:i/>
+                <w:iCs/>
+                <w:color w:val="3F4D5C"/>
+                <w:sz w:val="20"/>
+                <w:szCs w:val="20"/>
+              </w:rPr>
+              <w:t xml:space="preserve">A. Datos en orden: 3, 4, 7, 8, 10, 12, 15. Halla el medio de la mitad inferior y el medio de la mitad superior. ¿Cuánto es medio superior − medio inferior?</w:t>
+            </w:r>
+          </w:p>
+        </w:tc>
+        <w:tc>
+          <w:tcPr>
+            <w:tcW w:type="dxa" w:w="3560"/>
+            <w:tcMar>
+              <w:top w:type="dxa" w:w="80"/>
+              <w:left w:type="dxa" w:w="100"/>
+              <w:bottom w:type="dxa" w:w="80"/>
+              <w:right w:type="dxa" w:w="100"/>
+            </w:tcMar>
+            <w:vAlign w:val="top"/>
+          </w:tcPr>
+          <w:p>
+            <w:pPr>
+              <w:spacing w:after="50" w:before="0"/>
+            </w:pPr>
+            <w:r>
+              <w:rPr>
+                <w:color w:val="BBBBBB"/>
+                <w:sz w:val="18"/>
+                <w:szCs w:val="18"/>
+              </w:rPr>
+              <w:t xml:space="preserve">____________________________</w:t>
+            </w:r>
+          </w:p>
+          <w:p>
+            <w:pPr>
+              <w:spacing w:after="50" w:before="0"/>
+            </w:pPr>
+            <w:r>
+              <w:rPr>
+                <w:color w:val="BBBBBB"/>
+                <w:sz w:val="18"/>
+                <w:szCs w:val="18"/>
+              </w:rPr>
+              <w:t xml:space="preserve">____________________________</w:t>
+            </w:r>
+          </w:p>
+          <w:p>
+            <w:pPr>
+              <w:spacing w:after="50" w:before="0"/>
+            </w:pPr>
+            <w:r>
+              <w:rPr>
+                <w:color w:val="BBBBBB"/>
+                <w:sz w:val="18"/>
+                <w:szCs w:val="18"/>
+              </w:rPr>
+              <w:t xml:space="preserve">____________________________</w:t>
+            </w:r>
+          </w:p>
+          <w:p>
+            <w:pPr>
+              <w:spacing w:after="50" w:before="0"/>
+            </w:pPr>
+            <w:r>
+              <w:rPr>
+                <w:color w:val="BBBBBB"/>
+                <w:sz w:val="18"/>
+                <w:szCs w:val="18"/>
+              </w:rPr>
+              <w:t xml:space="preserve">____________________________</w:t>
+            </w:r>
+          </w:p>
+        </w:tc>
+        <w:tc>
+          <w:tcPr>
+            <w:tcW w:type="dxa" w:w="3000"/>
+            <w:shd w:fill="FBF3E2" w:color="auto" w:val="clear"/>
+            <w:tcMar>
+              <w:top w:type="dxa" w:w="80"/>
+              <w:left w:type="dxa" w:w="100"/>
+              <w:bottom w:type="dxa" w:w="80"/>
+              <w:right w:type="dxa" w:w="100"/>
+            </w:tcMar>
+            <w:vAlign w:val="top"/>
+          </w:tcPr>
+          <w:p>
+            <w:pPr>
+              <w:spacing w:after="30" w:before="0"/>
+            </w:pPr>
+            <w:r>
+              <w:rPr>
+                <w:b/>
+                <w:bCs/>
+                <w:color w:val="0F2B3C"/>
+                <w:sz w:val="18"/>
+                <w:szCs w:val="18"/>
+              </w:rPr>
+              <w:t xml:space="preserve">Because... ________________</w:t>
+            </w:r>
+          </w:p>
+          <w:p>
+            <w:pPr>
+              <w:spacing w:after="50" w:before="0"/>
+            </w:pPr>
+            <w:r>
+              <w:rPr>
+                <w:color w:val="BBBBBB"/>
+                <w:sz w:val="18"/>
+                <w:szCs w:val="18"/>
+              </w:rPr>
+              <w:t xml:space="preserve">____________________________</w:t>
+            </w:r>
+          </w:p>
+          <w:p>
+            <w:pPr>
+              <w:spacing w:after="30" w:before="40"/>
+            </w:pPr>
+            <w:r>
+              <w:rPr>
+                <w:b/>
+                <w:bCs/>
+                <w:color w:val="1A6FB5"/>
+                <w:sz w:val="18"/>
+                <w:szCs w:val="18"/>
+              </w:rPr>
+              <w:t xml:space="preserve">Although... _______________</w:t>
+            </w:r>
+          </w:p>
+          <w:p>
+            <w:pPr>
+              <w:spacing w:after="50" w:before="0"/>
+            </w:pPr>
+            <w:r>
+              <w:rPr>
+                <w:color w:val="BBBBBB"/>
+                <w:sz w:val="18"/>
+                <w:szCs w:val="18"/>
+              </w:rPr>
+              <w:t xml:space="preserve">____________________________</w:t>
+            </w:r>
+          </w:p>
+          <w:p>
+            <w:pPr>
+              <w:spacing w:after="30" w:before="40"/>
+            </w:pPr>
+            <w:r>
+              <w:rPr>
+                <w:b/>
+                <w:bCs/>
+                <w:color w:val="7A5400"/>
+                <w:sz w:val="18"/>
+                <w:szCs w:val="18"/>
+              </w:rPr>
+              <w:t xml:space="preserve">Therefore... ______________</w:t>
+            </w:r>
+          </w:p>
+          <w:p>
+            <w:pPr>
+              <w:spacing w:after="50" w:before="0"/>
+            </w:pPr>
+            <w:r>
+              <w:rPr>
+                <w:color w:val="BBBBBB"/>
+                <w:sz w:val="18"/>
+                <w:szCs w:val="18"/>
+              </w:rPr>
+              <w:t xml:space="preserve">____________________________</w:t>
+            </w:r>
+          </w:p>
+        </w:tc>
+      </w:tr>
+    </w:tbl>
     <w:p>
       <w:pPr>
         <w:spacing w:after="60" w:before="0"/>
       </w:pPr>
       <w:r>
-        <w:rPr>
-          <w:i/>
-          <w:iCs/>
-          <w:color w:val="3F4D5C"/>
-          <w:sz w:val="20"/>
-          <w:szCs w:val="20"/>
-        </w:rPr>
-        <w:t xml:space="preserve">A. Datos en orden: 3, 4, 7, 8, 10, 12, 15. Halla el medio de la mitad inferior y el medio de la mitad superior. ¿Cuánto es medio superior − medio inferior?</w:t>
-      </w:r>
-    </w:p>
-    <w:p>
-      <w:pPr>
-        <w:spacing w:after="80" w:before="0"/>
-      </w:pPr>
-      <w:r>
-        <w:rPr>
-          <w:color w:val="BBBBBB"/>
-        </w:rPr>
-        <w:t xml:space="preserve">____________________________________________________</w:t>
-      </w:r>
-    </w:p>
-    <w:p>
-      <w:pPr>
-        <w:spacing w:after="40" w:before="0"/>
-      </w:pPr>
-      <w:r>
-        <w:rPr>
-          <w:sz w:val="22"/>
-          <w:szCs w:val="22"/>
-        </w:rPr>
-        <w:t xml:space="preserve">2.  Q1 = 30 and Q3 = 45. What is Q3 − Q1?</w:t>
-      </w:r>
-    </w:p>
+        <w:t xml:space="preserve"/>
+      </w:r>
+    </w:p>
+    <w:tbl>
+      <w:tblPr>
+        <w:tblW w:type="dxa" w:w="9360"/>
+        <w:tblBorders>
+          <w:top w:val="single" w:color="C7D2DD" w:sz="6"/>
+          <w:left w:val="single" w:color="C7D2DD" w:sz="6"/>
+          <w:bottom w:val="single" w:color="C7D2DD" w:sz="6"/>
+          <w:right w:val="single" w:color="C7D2DD" w:sz="6"/>
+          <w:insideH w:val="single" w:color="C7D2DD" w:sz="6"/>
+          <w:insideV w:val="single" w:color="C7D2DD" w:sz="6"/>
+        </w:tblBorders>
+      </w:tblPr>
+      <w:tblGrid>
+        <w:gridCol w:w="2800"/>
+        <w:gridCol w:w="3560"/>
+        <w:gridCol w:w="3000"/>
+      </w:tblGrid>
+      <w:tr>
+        <w:trPr>
+          <w:cantSplit/>
+          <w:tblHeader/>
+        </w:trPr>
+        <w:tc>
+          <w:tcPr>
+            <w:tcW w:type="dxa" w:w="2800"/>
+            <w:shd w:fill="EEF4F8" w:color="auto" w:val="clear"/>
+            <w:tcMar>
+              <w:top w:type="dxa" w:w="60"/>
+              <w:left w:type="dxa" w:w="100"/>
+              <w:bottom w:type="dxa" w:w="60"/>
+              <w:right w:type="dxa" w:w="100"/>
+            </w:tcMar>
+          </w:tcPr>
+          <w:p>
+            <w:pPr>
+              <w:spacing w:after="0" w:before="0"/>
+            </w:pPr>
+            <w:r>
+              <w:rPr>
+                <w:b/>
+                <w:bCs/>
+                <w:color w:val="0F2B3C"/>
+                <w:sz w:val="16"/>
+                <w:szCs w:val="16"/>
+              </w:rPr>
+              <w:t xml:space="preserve">CORE PROBLEM / GIVEN REPRESENTATION</w:t>
+            </w:r>
+          </w:p>
+        </w:tc>
+        <w:tc>
+          <w:tcPr>
+            <w:tcW w:type="dxa" w:w="3560"/>
+            <w:shd w:fill="EEF4F8" w:color="auto" w:val="clear"/>
+            <w:tcMar>
+              <w:top w:type="dxa" w:w="60"/>
+              <w:left w:type="dxa" w:w="100"/>
+              <w:bottom w:type="dxa" w:w="60"/>
+              <w:right w:type="dxa" w:w="100"/>
+            </w:tcMar>
+          </w:tcPr>
+          <w:p>
+            <w:pPr>
+              <w:spacing w:after="0" w:before="0"/>
+            </w:pPr>
+            <w:r>
+              <w:rPr>
+                <w:b/>
+                <w:bCs/>
+                <w:color w:val="0F2B3C"/>
+                <w:sz w:val="16"/>
+                <w:szCs w:val="16"/>
+              </w:rPr>
+              <w:t xml:space="preserve">WORKING SPACE / CALCULATION STEPS</w:t>
+            </w:r>
+          </w:p>
+        </w:tc>
+        <w:tc>
+          <w:tcPr>
+            <w:tcW w:type="dxa" w:w="3000"/>
+            <w:shd w:fill="FBF3E2" w:color="auto" w:val="clear"/>
+            <w:tcMar>
+              <w:top w:type="dxa" w:w="60"/>
+              <w:left w:type="dxa" w:w="100"/>
+              <w:bottom w:type="dxa" w:w="60"/>
+              <w:right w:type="dxa" w:w="100"/>
+            </w:tcMar>
+          </w:tcPr>
+          <w:p>
+            <w:pPr>
+              <w:spacing w:after="0" w:before="0"/>
+            </w:pPr>
+            <w:r>
+              <w:rPr>
+                <w:b/>
+                <w:bCs/>
+                <w:color w:val="7A5400"/>
+                <w:sz w:val="16"/>
+                <w:szCs w:val="16"/>
+              </w:rPr>
+              <w:t xml:space="preserve">EXPLAIN YOUR REASONING</w:t>
+            </w:r>
+          </w:p>
+        </w:tc>
+      </w:tr>
+      <w:tr>
+        <w:trPr>
+          <w:cantSplit/>
+        </w:trPr>
+        <w:tc>
+          <w:tcPr>
+            <w:tcW w:type="dxa" w:w="2800"/>
+            <w:tcMar>
+              <w:top w:type="dxa" w:w="80"/>
+              <w:left w:type="dxa" w:w="100"/>
+              <w:bottom w:type="dxa" w:w="80"/>
+              <w:right w:type="dxa" w:w="100"/>
+            </w:tcMar>
+            <w:vAlign w:val="top"/>
+          </w:tcPr>
+          <w:p>
+            <w:pPr>
+              <w:spacing w:after="40" w:before="0"/>
+            </w:pPr>
+            <w:r>
+              <w:rPr>
+                <w:b/>
+                <w:bCs/>
+                <w:color w:val="0F2B3C"/>
+                <w:sz w:val="20"/>
+                <w:szCs w:val="20"/>
+              </w:rPr>
+              <w:t xml:space="preserve">2.  Q1 = 30 and Q3 = 45. What is Q3 − Q1?</w:t>
+            </w:r>
+          </w:p>
+          <w:p>
+            <w:pPr>
+              <w:spacing w:after="40" w:before="0"/>
+            </w:pPr>
+            <w:r>
+              <w:rPr>
+                <w:i/>
+                <w:iCs/>
+                <w:color w:val="3F4D5C"/>
+                <w:sz w:val="20"/>
+                <w:szCs w:val="20"/>
+              </w:rPr>
+              <w:t xml:space="preserve">B. Q1 = 30 y Q3 = 45. ¿Cuánto es Q3 − Q1?</w:t>
+            </w:r>
+          </w:p>
+        </w:tc>
+        <w:tc>
+          <w:tcPr>
+            <w:tcW w:type="dxa" w:w="3560"/>
+            <w:tcMar>
+              <w:top w:type="dxa" w:w="80"/>
+              <w:left w:type="dxa" w:w="100"/>
+              <w:bottom w:type="dxa" w:w="80"/>
+              <w:right w:type="dxa" w:w="100"/>
+            </w:tcMar>
+            <w:vAlign w:val="top"/>
+          </w:tcPr>
+          <w:p>
+            <w:pPr>
+              <w:spacing w:after="50" w:before="0"/>
+            </w:pPr>
+            <w:r>
+              <w:rPr>
+                <w:color w:val="BBBBBB"/>
+                <w:sz w:val="18"/>
+                <w:szCs w:val="18"/>
+              </w:rPr>
+              <w:t xml:space="preserve">____________________________</w:t>
+            </w:r>
+          </w:p>
+          <w:p>
+            <w:pPr>
+              <w:spacing w:after="50" w:before="0"/>
+            </w:pPr>
+            <w:r>
+              <w:rPr>
+                <w:color w:val="BBBBBB"/>
+                <w:sz w:val="18"/>
+                <w:szCs w:val="18"/>
+              </w:rPr>
+              <w:t xml:space="preserve">____________________________</w:t>
+            </w:r>
+          </w:p>
+          <w:p>
+            <w:pPr>
+              <w:spacing w:after="50" w:before="0"/>
+            </w:pPr>
+            <w:r>
+              <w:rPr>
+                <w:color w:val="BBBBBB"/>
+                <w:sz w:val="18"/>
+                <w:szCs w:val="18"/>
+              </w:rPr>
+              <w:t xml:space="preserve">____________________________</w:t>
+            </w:r>
+          </w:p>
+          <w:p>
+            <w:pPr>
+              <w:spacing w:after="50" w:before="0"/>
+            </w:pPr>
+            <w:r>
+              <w:rPr>
+                <w:color w:val="BBBBBB"/>
+                <w:sz w:val="18"/>
+                <w:szCs w:val="18"/>
+              </w:rPr>
+              <w:t xml:space="preserve">____________________________</w:t>
+            </w:r>
+          </w:p>
+        </w:tc>
+        <w:tc>
+          <w:tcPr>
+            <w:tcW w:type="dxa" w:w="3000"/>
+            <w:shd w:fill="FBF3E2" w:color="auto" w:val="clear"/>
+            <w:tcMar>
+              <w:top w:type="dxa" w:w="80"/>
+              <w:left w:type="dxa" w:w="100"/>
+              <w:bottom w:type="dxa" w:w="80"/>
+              <w:right w:type="dxa" w:w="100"/>
+            </w:tcMar>
+            <w:vAlign w:val="top"/>
+          </w:tcPr>
+          <w:p>
+            <w:pPr>
+              <w:spacing w:after="30" w:before="0"/>
+            </w:pPr>
+            <w:r>
+              <w:rPr>
+                <w:b/>
+                <w:bCs/>
+                <w:color w:val="0F2B3C"/>
+                <w:sz w:val="18"/>
+                <w:szCs w:val="18"/>
+              </w:rPr>
+              <w:t xml:space="preserve">Because... ________________</w:t>
+            </w:r>
+          </w:p>
+          <w:p>
+            <w:pPr>
+              <w:spacing w:after="50" w:before="0"/>
+            </w:pPr>
+            <w:r>
+              <w:rPr>
+                <w:color w:val="BBBBBB"/>
+                <w:sz w:val="18"/>
+                <w:szCs w:val="18"/>
+              </w:rPr>
+              <w:t xml:space="preserve">____________________________</w:t>
+            </w:r>
+          </w:p>
+          <w:p>
+            <w:pPr>
+              <w:spacing w:after="30" w:before="40"/>
+            </w:pPr>
+            <w:r>
+              <w:rPr>
+                <w:b/>
+                <w:bCs/>
+                <w:color w:val="1A6FB5"/>
+                <w:sz w:val="18"/>
+                <w:szCs w:val="18"/>
+              </w:rPr>
+              <w:t xml:space="preserve">Although... _______________</w:t>
+            </w:r>
+          </w:p>
+          <w:p>
+            <w:pPr>
+              <w:spacing w:after="50" w:before="0"/>
+            </w:pPr>
+            <w:r>
+              <w:rPr>
+                <w:color w:val="BBBBBB"/>
+                <w:sz w:val="18"/>
+                <w:szCs w:val="18"/>
+              </w:rPr>
+              <w:t xml:space="preserve">____________________________</w:t>
+            </w:r>
+          </w:p>
+          <w:p>
+            <w:pPr>
+              <w:spacing w:after="30" w:before="40"/>
+            </w:pPr>
+            <w:r>
+              <w:rPr>
+                <w:b/>
+                <w:bCs/>
+                <w:color w:val="7A5400"/>
+                <w:sz w:val="18"/>
+                <w:szCs w:val="18"/>
+              </w:rPr>
+              <w:t xml:space="preserve">Therefore... ______________</w:t>
+            </w:r>
+          </w:p>
+          <w:p>
+            <w:pPr>
+              <w:spacing w:after="50" w:before="0"/>
+            </w:pPr>
+            <w:r>
+              <w:rPr>
+                <w:color w:val="BBBBBB"/>
+                <w:sz w:val="18"/>
+                <w:szCs w:val="18"/>
+              </w:rPr>
+              <w:t xml:space="preserve">____________________________</w:t>
+            </w:r>
+          </w:p>
+        </w:tc>
+      </w:tr>
+    </w:tbl>
     <w:p>
       <w:pPr>
         <w:spacing w:after="60" w:before="0"/>
       </w:pPr>
       <w:r>
-        <w:rPr>
-          <w:i/>
-          <w:iCs/>
-          <w:color w:val="3F4D5C"/>
-          <w:sz w:val="20"/>
-          <w:szCs w:val="20"/>
-        </w:rPr>
-        <w:t xml:space="preserve">B. Q1 = 30 y Q3 = 45. ¿Cuánto es Q3 − Q1?</w:t>
-      </w:r>
-    </w:p>
-    <w:p>
-      <w:pPr>
-        <w:spacing w:after="80" w:before="0"/>
-      </w:pPr>
-      <w:r>
-        <w:rPr>
-          <w:color w:val="BBBBBB"/>
-        </w:rPr>
-        <w:t xml:space="preserve">____________________________________________________</w:t>
-      </w:r>
-    </w:p>
-    <w:p>
-      <w:pPr>
-        <w:spacing w:after="40" w:before="0"/>
-      </w:pPr>
-      <w:r>
-        <w:rPr>
-          <w:sz w:val="22"/>
-          <w:szCs w:val="22"/>
-        </w:rPr>
-        <w:t xml:space="preserve">3.  The two middle numbers of a list are 6 and 10. The median is halfway between them. What is it?</w:t>
-      </w:r>
-    </w:p>
+        <w:t xml:space="preserve"/>
+      </w:r>
+    </w:p>
+    <w:tbl>
+      <w:tblPr>
+        <w:tblW w:type="dxa" w:w="9360"/>
+        <w:tblBorders>
+          <w:top w:val="single" w:color="C7D2DD" w:sz="6"/>
+          <w:left w:val="single" w:color="C7D2DD" w:sz="6"/>
+          <w:bottom w:val="single" w:color="C7D2DD" w:sz="6"/>
+          <w:right w:val="single" w:color="C7D2DD" w:sz="6"/>
+          <w:insideH w:val="single" w:color="C7D2DD" w:sz="6"/>
+          <w:insideV w:val="single" w:color="C7D2DD" w:sz="6"/>
+        </w:tblBorders>
+      </w:tblPr>
+      <w:tblGrid>
+        <w:gridCol w:w="2800"/>
+        <w:gridCol w:w="3560"/>
+        <w:gridCol w:w="3000"/>
+      </w:tblGrid>
+      <w:tr>
+        <w:trPr>
+          <w:cantSplit/>
+          <w:tblHeader/>
+        </w:trPr>
+        <w:tc>
+          <w:tcPr>
+            <w:tcW w:type="dxa" w:w="2800"/>
+            <w:shd w:fill="EEF4F8" w:color="auto" w:val="clear"/>
+            <w:tcMar>
+              <w:top w:type="dxa" w:w="60"/>
+              <w:left w:type="dxa" w:w="100"/>
+              <w:bottom w:type="dxa" w:w="60"/>
+              <w:right w:type="dxa" w:w="100"/>
+            </w:tcMar>
+          </w:tcPr>
+          <w:p>
+            <w:pPr>
+              <w:spacing w:after="0" w:before="0"/>
+            </w:pPr>
+            <w:r>
+              <w:rPr>
+                <w:b/>
+                <w:bCs/>
+                <w:color w:val="0F2B3C"/>
+                <w:sz w:val="16"/>
+                <w:szCs w:val="16"/>
+              </w:rPr>
+              <w:t xml:space="preserve">CORE PROBLEM / GIVEN REPRESENTATION</w:t>
+            </w:r>
+          </w:p>
+        </w:tc>
+        <w:tc>
+          <w:tcPr>
+            <w:tcW w:type="dxa" w:w="3560"/>
+            <w:shd w:fill="EEF4F8" w:color="auto" w:val="clear"/>
+            <w:tcMar>
+              <w:top w:type="dxa" w:w="60"/>
+              <w:left w:type="dxa" w:w="100"/>
+              <w:bottom w:type="dxa" w:w="60"/>
+              <w:right w:type="dxa" w:w="100"/>
+            </w:tcMar>
+          </w:tcPr>
+          <w:p>
+            <w:pPr>
+              <w:spacing w:after="0" w:before="0"/>
+            </w:pPr>
+            <w:r>
+              <w:rPr>
+                <w:b/>
+                <w:bCs/>
+                <w:color w:val="0F2B3C"/>
+                <w:sz w:val="16"/>
+                <w:szCs w:val="16"/>
+              </w:rPr>
+              <w:t xml:space="preserve">WORKING SPACE / CALCULATION STEPS</w:t>
+            </w:r>
+          </w:p>
+        </w:tc>
+        <w:tc>
+          <w:tcPr>
+            <w:tcW w:type="dxa" w:w="3000"/>
+            <w:shd w:fill="FBF3E2" w:color="auto" w:val="clear"/>
+            <w:tcMar>
+              <w:top w:type="dxa" w:w="60"/>
+              <w:left w:type="dxa" w:w="100"/>
+              <w:bottom w:type="dxa" w:w="60"/>
+              <w:right w:type="dxa" w:w="100"/>
+            </w:tcMar>
+          </w:tcPr>
+          <w:p>
+            <w:pPr>
+              <w:spacing w:after="0" w:before="0"/>
+            </w:pPr>
+            <w:r>
+              <w:rPr>
+                <w:b/>
+                <w:bCs/>
+                <w:color w:val="7A5400"/>
+                <w:sz w:val="16"/>
+                <w:szCs w:val="16"/>
+              </w:rPr>
+              <w:t xml:space="preserve">EXPLAIN YOUR REASONING</w:t>
+            </w:r>
+          </w:p>
+        </w:tc>
+      </w:tr>
+      <w:tr>
+        <w:trPr>
+          <w:cantSplit/>
+        </w:trPr>
+        <w:tc>
+          <w:tcPr>
+            <w:tcW w:type="dxa" w:w="2800"/>
+            <w:tcMar>
+              <w:top w:type="dxa" w:w="80"/>
+              <w:left w:type="dxa" w:w="100"/>
+              <w:bottom w:type="dxa" w:w="80"/>
+              <w:right w:type="dxa" w:w="100"/>
+            </w:tcMar>
+            <w:vAlign w:val="top"/>
+          </w:tcPr>
+          <w:p>
+            <w:pPr>
+              <w:spacing w:after="40" w:before="0"/>
+            </w:pPr>
+            <w:r>
+              <w:rPr>
+                <w:b/>
+                <w:bCs/>
+                <w:color w:val="0F2B3C"/>
+                <w:sz w:val="20"/>
+                <w:szCs w:val="20"/>
+              </w:rPr>
+              <w:t xml:space="preserve">3.  The two middle numbers of a list are 6 and 10. The median is halfway between them. What is it?</w:t>
+            </w:r>
+          </w:p>
+          <w:p>
+            <w:pPr>
+              <w:spacing w:after="40" w:before="0"/>
+            </w:pPr>
+            <w:r>
+              <w:rPr>
+                <w:i/>
+                <w:iCs/>
+                <w:color w:val="3F4D5C"/>
+                <w:sz w:val="20"/>
+                <w:szCs w:val="20"/>
+              </w:rPr>
+              <w:t xml:space="preserve">C. Los dos números del medio de una lista son 6 y 10. La mediana está justo a la mitad entre ellos. ¿Cuál es?</w:t>
+            </w:r>
+          </w:p>
+        </w:tc>
+        <w:tc>
+          <w:tcPr>
+            <w:tcW w:type="dxa" w:w="3560"/>
+            <w:tcMar>
+              <w:top w:type="dxa" w:w="80"/>
+              <w:left w:type="dxa" w:w="100"/>
+              <w:bottom w:type="dxa" w:w="80"/>
+              <w:right w:type="dxa" w:w="100"/>
+            </w:tcMar>
+            <w:vAlign w:val="top"/>
+          </w:tcPr>
+          <w:p>
+            <w:pPr>
+              <w:spacing w:after="50" w:before="0"/>
+            </w:pPr>
+            <w:r>
+              <w:rPr>
+                <w:color w:val="BBBBBB"/>
+                <w:sz w:val="18"/>
+                <w:szCs w:val="18"/>
+              </w:rPr>
+              <w:t xml:space="preserve">____________________________</w:t>
+            </w:r>
+          </w:p>
+          <w:p>
+            <w:pPr>
+              <w:spacing w:after="50" w:before="0"/>
+            </w:pPr>
+            <w:r>
+              <w:rPr>
+                <w:color w:val="BBBBBB"/>
+                <w:sz w:val="18"/>
+                <w:szCs w:val="18"/>
+              </w:rPr>
+              <w:t xml:space="preserve">____________________________</w:t>
+            </w:r>
+          </w:p>
+          <w:p>
+            <w:pPr>
+              <w:spacing w:after="50" w:before="0"/>
+            </w:pPr>
+            <w:r>
+              <w:rPr>
+                <w:color w:val="BBBBBB"/>
+                <w:sz w:val="18"/>
+                <w:szCs w:val="18"/>
+              </w:rPr>
+              <w:t xml:space="preserve">____________________________</w:t>
+            </w:r>
+          </w:p>
+          <w:p>
+            <w:pPr>
+              <w:spacing w:after="50" w:before="0"/>
+            </w:pPr>
+            <w:r>
+              <w:rPr>
+                <w:color w:val="BBBBBB"/>
+                <w:sz w:val="18"/>
+                <w:szCs w:val="18"/>
+              </w:rPr>
+              <w:t xml:space="preserve">____________________________</w:t>
+            </w:r>
+          </w:p>
+        </w:tc>
+        <w:tc>
+          <w:tcPr>
+            <w:tcW w:type="dxa" w:w="3000"/>
+            <w:shd w:fill="FBF3E2" w:color="auto" w:val="clear"/>
+            <w:tcMar>
+              <w:top w:type="dxa" w:w="80"/>
+              <w:left w:type="dxa" w:w="100"/>
+              <w:bottom w:type="dxa" w:w="80"/>
+              <w:right w:type="dxa" w:w="100"/>
+            </w:tcMar>
+            <w:vAlign w:val="top"/>
+          </w:tcPr>
+          <w:p>
+            <w:pPr>
+              <w:spacing w:after="30" w:before="0"/>
+            </w:pPr>
+            <w:r>
+              <w:rPr>
+                <w:b/>
+                <w:bCs/>
+                <w:color w:val="0F2B3C"/>
+                <w:sz w:val="18"/>
+                <w:szCs w:val="18"/>
+              </w:rPr>
+              <w:t xml:space="preserve">Because... ________________</w:t>
+            </w:r>
+          </w:p>
+          <w:p>
+            <w:pPr>
+              <w:spacing w:after="50" w:before="0"/>
+            </w:pPr>
+            <w:r>
+              <w:rPr>
+                <w:color w:val="BBBBBB"/>
+                <w:sz w:val="18"/>
+                <w:szCs w:val="18"/>
+              </w:rPr>
+              <w:t xml:space="preserve">____________________________</w:t>
+            </w:r>
+          </w:p>
+          <w:p>
+            <w:pPr>
+              <w:spacing w:after="30" w:before="40"/>
+            </w:pPr>
+            <w:r>
+              <w:rPr>
+                <w:b/>
+                <w:bCs/>
+                <w:color w:val="1A6FB5"/>
+                <w:sz w:val="18"/>
+                <w:szCs w:val="18"/>
+              </w:rPr>
+              <w:t xml:space="preserve">Although... _______________</w:t>
+            </w:r>
+          </w:p>
+          <w:p>
+            <w:pPr>
+              <w:spacing w:after="50" w:before="0"/>
+            </w:pPr>
+            <w:r>
+              <w:rPr>
+                <w:color w:val="BBBBBB"/>
+                <w:sz w:val="18"/>
+                <w:szCs w:val="18"/>
+              </w:rPr>
+              <w:t xml:space="preserve">____________________________</w:t>
+            </w:r>
+          </w:p>
+          <w:p>
+            <w:pPr>
+              <w:spacing w:after="30" w:before="40"/>
+            </w:pPr>
+            <w:r>
+              <w:rPr>
+                <w:b/>
+                <w:bCs/>
+                <w:color w:val="7A5400"/>
+                <w:sz w:val="18"/>
+                <w:szCs w:val="18"/>
+              </w:rPr>
+              <w:t xml:space="preserve">Therefore... ______________</w:t>
+            </w:r>
+          </w:p>
+          <w:p>
+            <w:pPr>
+              <w:spacing w:after="50" w:before="0"/>
+            </w:pPr>
+            <w:r>
+              <w:rPr>
+                <w:color w:val="BBBBBB"/>
+                <w:sz w:val="18"/>
+                <w:szCs w:val="18"/>
+              </w:rPr>
+              <w:t xml:space="preserve">____________________________</w:t>
+            </w:r>
+          </w:p>
+        </w:tc>
+      </w:tr>
+    </w:tbl>
     <w:p>
       <w:pPr>
         <w:spacing w:after="60" w:before="0"/>
       </w:pPr>
       <w:r>
-        <w:rPr>
-          <w:i/>
-          <w:iCs/>
-          <w:color w:val="3F4D5C"/>
-          <w:sz w:val="20"/>
-          <w:szCs w:val="20"/>
-        </w:rPr>
-        <w:t xml:space="preserve">C. Los dos números del medio de una lista son 6 y 10. La mediana está justo a la mitad entre ellos. ¿Cuál es?</w:t>
-      </w:r>
-    </w:p>
-    <w:p>
-      <w:pPr>
-        <w:spacing w:after="80" w:before="0"/>
-      </w:pPr>
-      <w:r>
-        <w:rPr>
-          <w:color w:val="BBBBBB"/>
-        </w:rPr>
-        <w:t xml:space="preserve">____________________________________________________</w:t>
+        <w:t xml:space="preserve"/>
       </w:r>
     </w:p>
     <w:p>
@@ -780,6 +5007,141 @@
         <w:t xml:space="preserve">____________________________________________________</w:t>
       </w:r>
     </w:p>
+    <w:tbl>
+      <w:tblPr>
+        <w:tblW w:type="dxa" w:w="9360"/>
+        <w:tblBorders>
+          <w:top w:val="single" w:color="C7D2DD" w:sz="6"/>
+          <w:left w:val="single" w:color="C7D2DD" w:sz="6"/>
+          <w:bottom w:val="single" w:color="C7D2DD" w:sz="6"/>
+          <w:right w:val="single" w:color="C7D2DD" w:sz="6"/>
+          <w:insideH w:val="single" w:color="C7D2DD" w:sz="6"/>
+          <w:insideV w:val="single" w:color="C7D2DD" w:sz="6"/>
+        </w:tblBorders>
+      </w:tblPr>
+      <w:tblGrid>
+        <w:gridCol w:w="3120"/>
+        <w:gridCol w:w="3120"/>
+        <w:gridCol w:w="3120"/>
+      </w:tblGrid>
+      <w:tr>
+        <w:trPr>
+          <w:cantSplit/>
+          <w:tblHeader/>
+        </w:trPr>
+        <w:tc>
+          <w:tcPr>
+            <w:tcW w:type="dxa" w:w="9360"/>
+            <w:gridSpan w:val="3"/>
+            <w:shd w:fill="EEF4F8" w:color="auto" w:val="clear"/>
+            <w:tcMar>
+              <w:top w:type="dxa" w:w="60"/>
+              <w:left w:type="dxa" w:w="100"/>
+              <w:bottom w:type="dxa" w:w="60"/>
+              <w:right w:type="dxa" w:w="100"/>
+            </w:tcMar>
+          </w:tcPr>
+          <w:p>
+            <w:pPr>
+              <w:spacing w:after="0" w:before="0"/>
+            </w:pPr>
+            <w:r>
+              <w:rPr>
+                <w:b/>
+                <w:bCs/>
+                <w:color w:val="0F2B3C"/>
+                <w:sz w:val="18"/>
+                <w:szCs w:val="18"/>
+              </w:rPr>
+              <w:t xml:space="preserve">EXIT CHECK · 3-POINT SELF-ASSESSMENT CHECKLIST</w:t>
+            </w:r>
+          </w:p>
+        </w:tc>
+      </w:tr>
+      <w:tr>
+        <w:trPr>
+          <w:cantSplit/>
+        </w:trPr>
+        <w:tc>
+          <w:tcPr>
+            <w:tcW w:type="dxa" w:w="3120"/>
+            <w:tcMar>
+              <w:top w:type="dxa" w:w="80"/>
+              <w:left w:type="dxa" w:w="100"/>
+              <w:bottom w:type="dxa" w:w="80"/>
+              <w:right w:type="dxa" w:w="100"/>
+            </w:tcMar>
+          </w:tcPr>
+          <w:p>
+            <w:pPr>
+              <w:spacing w:after="0" w:before="0"/>
+            </w:pPr>
+            <w:r>
+              <w:rPr>
+                <w:b/>
+                <w:bCs/>
+                <w:color w:val="0F2B3C"/>
+                <w:sz w:val="18"/>
+                <w:szCs w:val="18"/>
+              </w:rPr>
+              <w:t xml:space="preserve">☐ 1. Units &amp; Labels Verified</w:t>
+            </w:r>
+          </w:p>
+        </w:tc>
+        <w:tc>
+          <w:tcPr>
+            <w:tcW w:type="dxa" w:w="3120"/>
+            <w:tcMar>
+              <w:top w:type="dxa" w:w="80"/>
+              <w:left w:type="dxa" w:w="100"/>
+              <w:bottom w:type="dxa" w:w="80"/>
+              <w:right w:type="dxa" w:w="100"/>
+            </w:tcMar>
+          </w:tcPr>
+          <w:p>
+            <w:pPr>
+              <w:spacing w:after="0" w:before="0"/>
+            </w:pPr>
+            <w:r>
+              <w:rPr>
+                <w:b/>
+                <w:bCs/>
+                <w:color w:val="0F2B3C"/>
+                <w:sz w:val="18"/>
+                <w:szCs w:val="18"/>
+              </w:rPr>
+              <w:t xml:space="preserve">☐ 2. Reasoning Stated (Because / Although / Therefore)</w:t>
+            </w:r>
+          </w:p>
+        </w:tc>
+        <w:tc>
+          <w:tcPr>
+            <w:tcW w:type="dxa" w:w="3120"/>
+            <w:tcMar>
+              <w:top w:type="dxa" w:w="80"/>
+              <w:left w:type="dxa" w:w="100"/>
+              <w:bottom w:type="dxa" w:w="80"/>
+              <w:right w:type="dxa" w:w="100"/>
+            </w:tcMar>
+          </w:tcPr>
+          <w:p>
+            <w:pPr>
+              <w:spacing w:after="0" w:before="0"/>
+            </w:pPr>
+            <w:r>
+              <w:rPr>
+                <w:b/>
+                <w:bCs/>
+                <w:color w:val="0F2B3C"/>
+                <w:sz w:val="18"/>
+                <w:szCs w:val="18"/>
+              </w:rPr>
+              <w:t xml:space="preserve">☐ 3. Calculations Double-Checked</w:t>
+            </w:r>
+          </w:p>
+        </w:tc>
+      </w:tr>
+    </w:tbl>
     <w:p>
       <w:pPr>
         <w:spacing w:after="60" w:before="120"/>
